--- a/papers/_sources/rope_glossary_v4.docx
+++ b/papers/_sources/rope_glossary_v4.docx
@@ -3,9 +3,7 @@
 <w:document xmlns:w="http://schemas.openxmlformats.org/wordprocessingml/2006/main" xmlns:m="http://schemas.openxmlformats.org/officeDocument/2006/math" xmlns:r="http://schemas.openxmlformats.org/officeDocument/2006/relationships" xmlns:o="urn:schemas-microsoft-com:office:office" xmlns:v="urn:schemas-microsoft-com:vml" xmlns:w10="urn:schemas-microsoft-com:office:word" xmlns:a="http://schemas.openxmlformats.org/drawingml/2006/main" xmlns:pic="http://schemas.openxmlformats.org/drawingml/2006/picture" xmlns:wp="http://schemas.openxmlformats.org/drawingml/2006/wordprocessingDrawing">
   <w:body>
     <w:p>
-      <w:pPr>
-        <w:pStyle w:val="FirstParagraph"/>
-      </w:pPr>
+      <w:pPr/>
       <w:r>
         <w:rPr>
           <w:bCs/>
@@ -15,9 +13,7 @@
       </w:r>
     </w:p>
     <w:p>
-      <w:pPr>
-        <w:pStyle w:val="BodyText"/>
-      </w:pPr>
+      <w:pPr/>
       <w:r>
         <w:rPr>
           <w:bCs/>
@@ -27,17 +23,13 @@
       </w:r>
     </w:p>
     <w:p>
-      <w:pPr>
-        <w:pStyle w:val="BodyText"/>
-      </w:pPr>
+      <w:pPr/>
       <w:r>
         <w:t xml:space="preserve">Definitions, Physical Identifications, and Cross-References</w:t>
       </w:r>
     </w:p>
     <w:p>
-      <w:pPr>
-        <w:pStyle w:val="BodyText"/>
-      </w:pPr>
+      <w:pPr/>
       <w:r>
         <w:rPr>
           <w:iCs/>
@@ -47,17 +39,13 @@
       </w:r>
     </w:p>
     <w:p>
-      <w:pPr>
-        <w:pStyle w:val="BodyText"/>
-      </w:pPr>
-      <w:r>
-        <w:t xml:space="preserve">NTT DATA Global VP Networking Practice · June 2026</w:t>
-      </w:r>
-    </w:p>
-    <w:p>
-      <w:pPr>
-        <w:pStyle w:val="BodyText"/>
-      </w:pPr>
+      <w:pPr/>
+      <w:r>
+        <w:t>NTT DATA Global VP Networking Practice · July 2026</w:t>
+      </w:r>
+    </w:p>
+    <w:p>
+      <w:pPr/>
       <w:r>
         <w:rPr>
           <w:bCs/>
@@ -67,41 +55,13 @@
       </w:r>
     </w:p>
     <w:p>
-      <w:pPr>
-        <w:pStyle w:val="BodyText"/>
-      </w:pPr>
-      <w:r>
-        <w:t xml:space="preserve">This glossary defines 133 terms used in the Rope Hypothesis programme</w:t>
-      </w:r>
-      <w:r>
-        <w:t xml:space="preserve"> </w:t>
-      </w:r>
-      <w:r>
-        <w:t xml:space="preserve">across 16 thematic categories. Terms marked ★ are those where the rope</w:t>
-      </w:r>
-      <w:r>
-        <w:t xml:space="preserve"> </w:t>
-      </w:r>
-      <w:r>
-        <w:t xml:space="preserve">model provides a genuinely new physical explanation not available in the</w:t>
-      </w:r>
-      <w:r>
-        <w:t xml:space="preserve"> </w:t>
-      </w:r>
-      <w:r>
-        <w:t xml:space="preserve">standard account. Terms marked ★NEW were added in this version (v3).</w:t>
-      </w:r>
-      <w:r>
-        <w:t xml:space="preserve"> </w:t>
-      </w:r>
-      <w:r>
-        <w:t xml:space="preserve">Terms marked ▲UPDATED have expanded or corrected definitions from v2.</w:t>
-      </w:r>
-    </w:p>
-    <w:p>
-      <w:pPr>
-        <w:pStyle w:val="BodyText"/>
-      </w:pPr>
+      <w:pPr/>
+      <w:r>
+        <w:t>This glossary defines 137 terms used in the Rope Hypothesis programme across 16 thematic categories. Terms marked ★ are those where the rope model provides a genuinely new physical explanation not available in the standard account. Terms marked ★NEW were added in v3; the v4 addendum adds the quantum-measurement-arc terms. Terms marked ▲UPDATED have expanded or corrected definitions from v2.</w:t>
+      </w:r>
+    </w:p>
+    <w:p>
+      <w:pPr/>
       <w:r>
         <w:t xml:space="preserve">The rope model identifies physical reality with a network of two-strand</w:t>
       </w:r>
@@ -149,9 +109,7 @@
       </w:r>
     </w:p>
     <w:p>
-      <w:pPr>
-        <w:pStyle w:val="BodyText"/>
-      </w:pPr>
+      <w:pPr/>
       <w:r>
         <w:t xml:space="preserve">Standard model contrasts (in grey) show how the rope model re-identifies</w:t>
       </w:r>
@@ -163,9 +121,7 @@
       </w:r>
     </w:p>
     <w:p>
-      <w:pPr>
-        <w:pStyle w:val="BodyText"/>
-      </w:pPr>
+      <w:pPr/>
       <w:r>
         <w:rPr>
           <w:bCs/>
@@ -175,9 +131,7 @@
       </w:r>
     </w:p>
     <w:p>
-      <w:pPr>
-        <w:pStyle w:val="BodyText"/>
-      </w:pPr>
+      <w:pPr/>
       <w:r>
         <w:rPr>
           <w:bCs/>
@@ -187,9 +141,7 @@
       </w:r>
     </w:p>
     <w:p>
-      <w:pPr>
-        <w:pStyle w:val="BlockText"/>
-      </w:pPr>
+      <w:pPr/>
       <w:r>
         <w:t xml:space="preserve">The fundamental physical object. A two-strand helical structure of</w:t>
       </w:r>
@@ -213,9 +165,7 @@
       </w:r>
     </w:p>
     <w:p>
-      <w:pPr>
-        <w:pStyle w:val="BlockText"/>
-      </w:pPr>
+      <w:pPr/>
       <w:r>
         <w:rPr>
           <w:bCs/>
@@ -243,9 +193,7 @@
       </w:r>
     </w:p>
     <w:p>
-      <w:pPr>
-        <w:pStyle w:val="FirstParagraph"/>
-      </w:pPr>
+      <w:pPr/>
       <w:r>
         <w:rPr>
           <w:bCs/>
@@ -255,9 +203,7 @@
       </w:r>
     </w:p>
     <w:p>
-      <w:pPr>
-        <w:pStyle w:val="BlockText"/>
-      </w:pPr>
+      <w:pPr/>
       <w:r>
         <w:t xml:space="preserve">The totality of all ropes. Every atom is connected to every other atom</w:t>
       </w:r>
@@ -281,9 +227,7 @@
       </w:r>
     </w:p>
     <w:p>
-      <w:pPr>
-        <w:pStyle w:val="BlockText"/>
-      </w:pPr>
+      <w:pPr/>
       <w:r>
         <w:rPr>
           <w:iCs/>
@@ -293,9 +237,7 @@
       </w:r>
     </w:p>
     <w:p>
-      <w:pPr>
-        <w:pStyle w:val="FirstParagraph"/>
-      </w:pPr>
+      <w:pPr/>
       <w:r>
         <w:rPr>
           <w:bCs/>
@@ -305,9 +247,7 @@
       </w:r>
     </w:p>
     <w:p>
-      <w:pPr>
-        <w:pStyle w:val="BlockText"/>
-      </w:pPr>
+      <w:pPr/>
       <w:r>
         <w:t xml:space="preserve">One of the two filaments making up a rope. The two strands, wound</w:t>
       </w:r>
@@ -337,9 +277,7 @@
       </w:r>
     </w:p>
     <w:p>
-      <w:pPr>
-        <w:pStyle w:val="BlockText"/>
-      </w:pPr>
+      <w:pPr/>
       <w:r>
         <w:rPr>
           <w:iCs/>
@@ -349,9 +287,7 @@
       </w:r>
     </w:p>
     <w:p>
-      <w:pPr>
-        <w:pStyle w:val="FirstParagraph"/>
-      </w:pPr>
+      <w:pPr/>
       <w:r>
         <w:rPr>
           <w:bCs/>
@@ -367,9 +303,7 @@
       </w:r>
     </w:p>
     <w:p>
-      <w:pPr>
-        <w:pStyle w:val="BlockText"/>
-      </w:pPr>
+      <w:pPr/>
       <w:r>
         <w:t xml:space="preserve">The elastic restoring force per unit length along the rope, equal to</w:t>
       </w:r>
@@ -387,17 +321,13 @@
       </w:r>
     </w:p>
     <w:p>
-      <w:pPr>
-        <w:pStyle w:val="BlockText"/>
-      </w:pPr>
+      <w:pPr/>
       <w:r>
         <w:t xml:space="preserve">T = u × λ_c² [energy density × coherence area]</w:t>
       </w:r>
     </w:p>
     <w:p>
-      <w:pPr>
-        <w:pStyle w:val="BlockText"/>
-      </w:pPr>
+      <w:pPr/>
       <w:r>
         <w:rPr>
           <w:iCs/>
@@ -407,9 +337,7 @@
       </w:r>
     </w:p>
     <w:p>
-      <w:pPr>
-        <w:pStyle w:val="FirstParagraph"/>
-      </w:pPr>
+      <w:pPr/>
       <w:r>
         <w:rPr>
           <w:bCs/>
@@ -425,9 +353,7 @@
       </w:r>
     </w:p>
     <w:p>
-      <w:pPr>
-        <w:pStyle w:val="BlockText"/>
-      </w:pPr>
+      <w:pPr/>
       <w:r>
         <w:t xml:space="preserve">Mass per unit length of the rope. Together with tension T, determines</w:t>
       </w:r>
@@ -445,9 +371,7 @@
       </w:r>
     </w:p>
     <w:p>
-      <w:pPr>
-        <w:pStyle w:val="FirstParagraph"/>
-      </w:pPr>
+      <w:pPr/>
       <w:r>
         <w:rPr>
           <w:bCs/>
@@ -463,9 +387,7 @@
       </w:r>
     </w:p>
     <w:p>
-      <w:pPr>
-        <w:pStyle w:val="BlockText"/>
-      </w:pPr>
+      <w:pPr/>
       <w:r>
         <w:t xml:space="preserve">The angle between each strand and the rope’s long axis, measuring the</w:t>
       </w:r>
@@ -501,9 +423,7 @@
       </w:r>
     </w:p>
     <w:p>
-      <w:pPr>
-        <w:pStyle w:val="BlockText"/>
-      </w:pPr>
+      <w:pPr/>
       <w:r>
         <w:rPr>
           <w:iCs/>
@@ -513,9 +433,7 @@
       </w:r>
     </w:p>
     <w:p>
-      <w:pPr>
-        <w:pStyle w:val="FirstParagraph"/>
-      </w:pPr>
+      <w:pPr/>
       <w:r>
         <w:rPr>
           <w:bCs/>
@@ -531,9 +449,7 @@
       </w:r>
     </w:p>
     <w:p>
-      <w:pPr>
-        <w:pStyle w:val="BlockText"/>
-      </w:pPr>
+      <w:pPr/>
       <w:r>
         <w:t xml:space="preserve">The distance between the rope axis and each strand. Constrained by</w:t>
       </w:r>
@@ -557,9 +473,7 @@
       </w:r>
     </w:p>
     <w:p>
-      <w:pPr>
-        <w:pStyle w:val="FirstParagraph"/>
-      </w:pPr>
+      <w:pPr/>
       <w:r>
         <w:rPr>
           <w:bCs/>
@@ -569,9 +483,7 @@
       </w:r>
     </w:p>
     <w:p>
-      <w:pPr>
-        <w:pStyle w:val="BlockText"/>
-      </w:pPr>
+      <w:pPr/>
       <w:r>
         <w:t xml:space="preserve">The handedness of the rope helix. The rope is left-handed (by</w:t>
       </w:r>
@@ -601,9 +513,7 @@
       </w:r>
     </w:p>
     <w:p>
-      <w:pPr>
-        <w:pStyle w:val="BlockText"/>
-      </w:pPr>
+      <w:pPr/>
       <w:r>
         <w:rPr>
           <w:iCs/>
@@ -613,9 +523,7 @@
       </w:r>
     </w:p>
     <w:p>
-      <w:pPr>
-        <w:pStyle w:val="FirstParagraph"/>
-      </w:pPr>
+      <w:pPr/>
       <w:r>
         <w:rPr>
           <w:bCs/>
@@ -625,9 +533,7 @@
       </w:r>
     </w:p>
     <w:p>
-      <w:pPr>
-        <w:pStyle w:val="BlockText"/>
-      </w:pPr>
+      <w:pPr/>
       <w:r>
         <w:t xml:space="preserve">In Gaede’s original formulation: individual ropes interpenetrate</w:t>
       </w:r>
@@ -669,9 +575,7 @@
       </w:r>
     </w:p>
     <w:p>
-      <w:pPr>
-        <w:pStyle w:val="BlockText"/>
-      </w:pPr>
+      <w:pPr/>
       <w:r>
         <w:rPr>
           <w:iCs/>
@@ -681,9 +585,7 @@
       </w:r>
     </w:p>
     <w:p>
-      <w:pPr>
-        <w:pStyle w:val="FirstParagraph"/>
-      </w:pPr>
+      <w:pPr/>
       <w:r>
         <w:rPr>
           <w:bCs/>
@@ -709,9 +611,7 @@
       </w:r>
     </w:p>
     <w:p>
-      <w:pPr>
-        <w:pStyle w:val="BlockText"/>
-      </w:pPr>
+      <w:pPr/>
       <w:r>
         <w:t xml:space="preserve">The length scale at which rope waves contribute coherently to bundle</w:t>
       </w:r>
@@ -741,9 +641,7 @@
       </w:r>
     </w:p>
     <w:p>
-      <w:pPr>
-        <w:pStyle w:val="BlockText"/>
-      </w:pPr>
+      <w:pPr/>
       <w:r>
         <w:rPr>
           <w:iCs/>
@@ -753,9 +651,7 @@
       </w:r>
     </w:p>
     <w:p>
-      <w:pPr>
-        <w:pStyle w:val="FirstParagraph"/>
-      </w:pPr>
+      <w:pPr/>
       <w:r>
         <w:rPr>
           <w:bCs/>
@@ -781,9 +677,7 @@
       </w:r>
     </w:p>
     <w:p>
-      <w:pPr>
-        <w:pStyle w:val="BlockText"/>
-      </w:pPr>
+      <w:pPr/>
       <w:r>
         <w:t xml:space="preserve">The cross-sectional area associated with one rope at the contact</w:t>
       </w:r>
@@ -807,9 +701,7 @@
       </w:r>
     </w:p>
     <w:p>
-      <w:pPr>
-        <w:pStyle w:val="FirstParagraph"/>
-      </w:pPr>
+      <w:pPr/>
       <w:r>
         <w:rPr>
           <w:bCs/>
@@ -835,9 +727,7 @@
       </w:r>
     </w:p>
     <w:p>
-      <w:pPr>
-        <w:pStyle w:val="BlockText"/>
-      </w:pPr>
+      <w:pPr/>
       <w:r>
         <w:t xml:space="preserve">The criterion for a rope bundle to be in the dense (classical contact</w:t>
       </w:r>
@@ -873,9 +763,7 @@
       </w:r>
     </w:p>
     <w:p>
-      <w:pPr>
-        <w:pStyle w:val="BlockText"/>
-      </w:pPr>
+      <w:pPr/>
       <w:r>
         <w:rPr>
           <w:iCs/>
@@ -885,9 +773,7 @@
       </w:r>
     </w:p>
     <w:p>
-      <w:pPr>
-        <w:pStyle w:val="FirstParagraph"/>
-      </w:pPr>
+      <w:pPr/>
       <w:r>
         <w:rPr>
           <w:bCs/>
@@ -913,9 +799,7 @@
       </w:r>
     </w:p>
     <w:p>
-      <w:pPr>
-        <w:pStyle w:val="BlockText"/>
-      </w:pPr>
+      <w:pPr/>
       <w:r>
         <w:t xml:space="preserve">Energy per unit volume at a given physical scale. Determines rope</w:t>
       </w:r>
@@ -939,9 +823,7 @@
       </w:r>
     </w:p>
     <w:p>
-      <w:pPr>
-        <w:pStyle w:val="FirstParagraph"/>
-      </w:pPr>
+      <w:pPr/>
       <w:r>
         <w:rPr>
           <w:bCs/>
@@ -951,9 +833,7 @@
       </w:r>
     </w:p>
     <w:p>
-      <w:pPr>
-        <w:pStyle w:val="BlockText"/>
-      </w:pPr>
+      <w:pPr/>
       <w:r>
         <w:t xml:space="preserve">The central relation connecting rope tension to physical energy</w:t>
       </w:r>
@@ -989,9 +869,7 @@
       </w:r>
     </w:p>
     <w:p>
-      <w:pPr>
-        <w:pStyle w:val="BlockText"/>
-      </w:pPr>
+      <w:pPr/>
       <w:r>
         <w:t xml:space="preserve">T_nuclear = u_nucleon × (hbar/m_pi c)^2 = 1.17e5 N [k_QCD within</w:t>
       </w:r>
@@ -1003,17 +881,13 @@
       </w:r>
     </w:p>
     <w:p>
-      <w:pPr>
-        <w:pStyle w:val="BlockText"/>
-      </w:pPr>
+      <w:pPr/>
       <w:r>
         <w:t xml:space="preserve">T_EM = u_H × (alpha*a0)^2 = 5.2e-13 N [I_H exact]</w:t>
       </w:r>
     </w:p>
     <w:p>
-      <w:pPr>
-        <w:pStyle w:val="FirstParagraph"/>
-      </w:pPr>
+      <w:pPr/>
       <w:r>
         <w:rPr>
           <w:bCs/>
@@ -1023,9 +897,7 @@
       </w:r>
     </w:p>
     <w:p>
-      <w:pPr>
-        <w:pStyle w:val="BodyText"/>
-      </w:pPr>
+      <w:pPr/>
       <w:r>
         <w:rPr>
           <w:bCs/>
@@ -1035,9 +907,7 @@
       </w:r>
     </w:p>
     <w:p>
-      <w:pPr>
-        <w:pStyle w:val="BlockText"/>
-      </w:pPr>
+      <w:pPr/>
       <w:r>
         <w:t xml:space="preserve">The collection of ropes running between two atomic hubs. Every pair of</w:t>
       </w:r>
@@ -1097,9 +967,7 @@
       </w:r>
     </w:p>
     <w:p>
-      <w:pPr>
-        <w:pStyle w:val="FirstParagraph"/>
-      </w:pPr>
+      <w:pPr/>
       <w:r>
         <w:rPr>
           <w:bCs/>
@@ -1109,9 +977,7 @@
       </w:r>
     </w:p>
     <w:p>
-      <w:pPr>
-        <w:pStyle w:val="BlockText"/>
-      </w:pPr>
+      <w:pPr/>
       <w:r>
         <w:t xml:space="preserve">A transverse displacement wave propagating along the rope at speed c =</w:t>
       </w:r>
@@ -1141,9 +1007,7 @@
       </w:r>
     </w:p>
     <w:p>
-      <w:pPr>
-        <w:pStyle w:val="FirstParagraph"/>
-      </w:pPr>
+      <w:pPr/>
       <w:r>
         <w:rPr>
           <w:bCs/>
@@ -1153,9 +1017,7 @@
       </w:r>
     </w:p>
     <w:p>
-      <w:pPr>
-        <w:pStyle w:val="BlockText"/>
-      </w:pPr>
+      <w:pPr/>
       <w:r>
         <w:t xml:space="preserve">The rope wave that guides the motion of the kink (particle). In the</w:t>
       </w:r>
@@ -1185,9 +1047,7 @@
       </w:r>
     </w:p>
     <w:p>
-      <w:pPr>
-        <w:pStyle w:val="BlockText"/>
-      </w:pPr>
+      <w:pPr/>
       <w:r>
         <w:rPr>
           <w:iCs/>
@@ -1197,9 +1057,7 @@
       </w:r>
     </w:p>
     <w:p>
-      <w:pPr>
-        <w:pStyle w:val="FirstParagraph"/>
-      </w:pPr>
+      <w:pPr/>
       <w:r>
         <w:rPr>
           <w:bCs/>
@@ -1209,9 +1067,7 @@
       </w:r>
     </w:p>
     <w:p>
-      <w:pPr>
-        <w:pStyle w:val="BlockText"/>
-      </w:pPr>
+      <w:pPr/>
       <w:r>
         <w:t xml:space="preserve">The direction of the rope’s transverse displacement. Two independent</w:t>
       </w:r>
@@ -1241,9 +1097,7 @@
       </w:r>
     </w:p>
     <w:p>
-      <w:pPr>
-        <w:pStyle w:val="FirstParagraph"/>
-      </w:pPr>
+      <w:pPr/>
       <w:r>
         <w:rPr>
           <w:bCs/>
@@ -1259,9 +1113,7 @@
       </w:r>
     </w:p>
     <w:p>
-      <w:pPr>
-        <w:pStyle w:val="BlockText"/>
-      </w:pPr>
+      <w:pPr/>
       <w:r>
         <w:t xml:space="preserve">The speed of propagation of rope kinks and waves: c = √(T/μ).</w:t>
       </w:r>
@@ -1279,9 +1131,7 @@
       </w:r>
     </w:p>
     <w:p>
-      <w:pPr>
-        <w:pStyle w:val="BlockText"/>
-      </w:pPr>
+      <w:pPr/>
       <w:r>
         <w:rPr>
           <w:bCs/>
@@ -1297,9 +1147,7 @@
       </w:r>
     </w:p>
     <w:p>
-      <w:pPr>
-        <w:pStyle w:val="FirstParagraph"/>
-      </w:pPr>
+      <w:pPr/>
       <w:r>
         <w:rPr>
           <w:bCs/>
@@ -1315,9 +1163,7 @@
       </w:r>
     </w:p>
     <w:p>
-      <w:pPr>
-        <w:pStyle w:val="BlockText"/>
-      </w:pPr>
+      <w:pPr/>
       <w:r>
         <w:t xml:space="preserve">The oscillation rate of the rope wave. For a photon: E = hν = ℏω. In</w:t>
       </w:r>
@@ -1335,9 +1181,7 @@
       </w:r>
     </w:p>
     <w:p>
-      <w:pPr>
-        <w:pStyle w:val="FirstParagraph"/>
-      </w:pPr>
+      <w:pPr/>
       <w:r>
         <w:rPr>
           <w:bCs/>
@@ -1353,9 +1197,7 @@
       </w:r>
     </w:p>
     <w:p>
-      <w:pPr>
-        <w:pStyle w:val="BlockText"/>
-      </w:pPr>
+      <w:pPr/>
       <w:r>
         <w:t xml:space="preserve">The spatial period of the rope wave: λ = c/ν. De Broglie wavelength of</w:t>
       </w:r>
@@ -1373,9 +1215,7 @@
       </w:r>
     </w:p>
     <w:p>
-      <w:pPr>
-        <w:pStyle w:val="FirstParagraph"/>
-      </w:pPr>
+      <w:pPr/>
       <w:r>
         <w:rPr>
           <w:bCs/>
@@ -1385,9 +1225,7 @@
       </w:r>
     </w:p>
     <w:p>
-      <w:pPr>
-        <w:pStyle w:val="BlockText"/>
-      </w:pPr>
+      <w:pPr/>
       <w:r>
         <w:t xml:space="preserve">A massless transverse kink propagating along a rope at speed c.</w:t>
       </w:r>
@@ -1453,9 +1291,7 @@
       </w:r>
     </w:p>
     <w:p>
-      <w:pPr>
-        <w:pStyle w:val="BlockText"/>
-      </w:pPr>
+      <w:pPr/>
       <w:r>
         <w:rPr>
           <w:bCs/>
@@ -1477,9 +1313,7 @@
       </w:r>
     </w:p>
     <w:p>
-      <w:pPr>
-        <w:pStyle w:val="BlockText"/>
-      </w:pPr>
+      <w:pPr/>
       <w:r>
         <w:rPr>
           <w:iCs/>
@@ -1489,9 +1323,7 @@
       </w:r>
     </w:p>
     <w:p>
-      <w:pPr>
-        <w:pStyle w:val="FirstParagraph"/>
-      </w:pPr>
+      <w:pPr/>
       <w:r>
         <w:rPr>
           <w:bCs/>
@@ -1501,9 +1333,7 @@
       </w:r>
     </w:p>
     <w:p>
-      <w:pPr>
-        <w:pStyle w:val="BodyText"/>
-      </w:pPr>
+      <w:pPr/>
       <w:r>
         <w:rPr>
           <w:bCs/>
@@ -1513,9 +1343,7 @@
       </w:r>
     </w:p>
     <w:p>
-      <w:pPr>
-        <w:pStyle w:val="BodyText"/>
-      </w:pPr>
+      <w:pPr/>
       <w:r>
         <w:t xml:space="preserve">An atom’s core pictured as Gaede draws it: a convergence of very many</w:t>
       </w:r>
@@ -1575,17 +1403,13 @@
       </w:r>
     </w:p>
     <w:p>
-      <w:pPr>
-        <w:pStyle w:val="BodyText"/>
-      </w:pPr>
+      <w:pPr/>
       <w:r>
         <w:t xml:space="preserve">See also: PACKING COUNT, STANDING-WAVE SHELL, SUB-NUCLEAR MESH</w:t>
       </w:r>
     </w:p>
     <w:p>
-      <w:pPr>
-        <w:pStyle w:val="BodyText"/>
-      </w:pPr>
+      <w:pPr/>
       <w:r>
         <w:rPr>
           <w:bCs/>
@@ -1595,9 +1419,7 @@
       </w:r>
     </w:p>
     <w:p>
-      <w:pPr>
-        <w:pStyle w:val="BodyText"/>
-      </w:pPr>
+      <w:pPr/>
       <w:r>
         <w:t xml:space="preserve">The number of ropes converging into an atomic core, distinct from the</w:t>
       </w:r>
@@ -1639,17 +1461,13 @@
       </w:r>
     </w:p>
     <w:p>
-      <w:pPr>
-        <w:pStyle w:val="BodyText"/>
-      </w:pPr>
+      <w:pPr/>
       <w:r>
         <w:t xml:space="preserve">See also: PROTON STAR / CONVERGENCE, SUB-NUCLEAR MESH, WINDING NUMBER</w:t>
       </w:r>
     </w:p>
     <w:p>
-      <w:pPr>
-        <w:pStyle w:val="BodyText"/>
-      </w:pPr>
+      <w:pPr/>
       <w:r>
         <w:rPr>
           <w:bCs/>
@@ -1659,9 +1477,7 @@
       </w:r>
     </w:p>
     <w:p>
-      <w:pPr>
-        <w:pStyle w:val="BodyText"/>
-      </w:pPr>
+      <w:pPr/>
       <w:r>
         <w:t xml:space="preserve">A quark identified as a partial rope knot — a sub-knot carrying</w:t>
       </w:r>
@@ -1709,9 +1525,7 @@
       </w:r>
     </w:p>
     <w:p>
-      <w:pPr>
-        <w:pStyle w:val="BodyText"/>
-      </w:pPr>
+      <w:pPr/>
       <w:r>
         <w:t xml:space="preserve">Standard model: quarks are elementary fields with fractional charge;</w:t>
       </w:r>
@@ -1729,17 +1543,13 @@
       </w:r>
     </w:p>
     <w:p>
-      <w:pPr>
-        <w:pStyle w:val="BodyText"/>
-      </w:pPr>
+      <w:pPr/>
       <w:r>
         <w:t xml:space="preserve">See also: CONFINEMENT, NUCLEON KNOT, CHARGE AS HANDEDNESS / LINKING</w:t>
       </w:r>
     </w:p>
     <w:p>
-      <w:pPr>
-        <w:pStyle w:val="BodyText"/>
-      </w:pPr>
+      <w:pPr/>
       <w:r>
         <w:rPr>
           <w:bCs/>
@@ -1749,9 +1559,7 @@
       </w:r>
     </w:p>
     <w:p>
-      <w:pPr>
-        <w:pStyle w:val="BlockText"/>
-      </w:pPr>
+      <w:pPr/>
       <w:r>
         <w:t xml:space="preserve">A topological rope knot at an atomic hub, with net winding number n =</w:t>
       </w:r>
@@ -1805,9 +1613,7 @@
       </w:r>
     </w:p>
     <w:p>
-      <w:pPr>
-        <w:pStyle w:val="BlockText"/>
-      </w:pPr>
+      <w:pPr/>
       <w:r>
         <w:rPr>
           <w:iCs/>
@@ -1817,9 +1623,7 @@
       </w:r>
     </w:p>
     <w:p>
-      <w:pPr>
-        <w:pStyle w:val="FirstParagraph"/>
-      </w:pPr>
+      <w:pPr/>
       <w:r>
         <w:rPr>
           <w:bCs/>
@@ -1835,9 +1639,7 @@
       </w:r>
     </w:p>
     <w:p>
-      <w:pPr>
-        <w:pStyle w:val="BlockText"/>
-      </w:pPr>
+      <w:pPr/>
       <w:r>
         <w:t xml:space="preserve">The resistance of a topological rope knot (atom, nucleus, or electron)</w:t>
       </w:r>
@@ -1885,9 +1687,7 @@
       </w:r>
     </w:p>
     <w:p>
-      <w:pPr>
-        <w:pStyle w:val="BlockText"/>
-      </w:pPr>
+      <w:pPr/>
       <w:r>
         <w:rPr>
           <w:bCs/>
@@ -1915,9 +1715,7 @@
       </w:r>
     </w:p>
     <w:p>
-      <w:pPr>
-        <w:pStyle w:val="BlockText"/>
-      </w:pPr>
+      <w:pPr/>
       <w:r>
         <w:rPr>
           <w:iCs/>
@@ -1927,9 +1725,7 @@
       </w:r>
     </w:p>
     <w:p>
-      <w:pPr>
-        <w:pStyle w:val="FirstParagraph"/>
-      </w:pPr>
+      <w:pPr/>
       <w:r>
         <w:rPr>
           <w:bCs/>
@@ -1945,9 +1741,7 @@
       </w:r>
     </w:p>
     <w:p>
-      <w:pPr>
-        <w:pStyle w:val="BlockText"/>
-      </w:pPr>
+      <w:pPr/>
       <w:r>
         <w:t xml:space="preserve">The elastic energy stored in the rope knot that constitutes the</w:t>
       </w:r>
@@ -1983,9 +1777,7 @@
       </w:r>
     </w:p>
     <w:p>
-      <w:pPr>
-        <w:pStyle w:val="FirstParagraph"/>
-      </w:pPr>
+      <w:pPr/>
       <w:r>
         <w:rPr>
           <w:bCs/>
@@ -2011,9 +1803,7 @@
       </w:r>
     </w:p>
     <w:p>
-      <w:pPr>
-        <w:pStyle w:val="BlockText"/>
-      </w:pPr>
+      <w:pPr/>
       <w:r>
         <w:t xml:space="preserve">The topological winding number of the rope knot, quantised because</w:t>
       </w:r>
@@ -2049,9 +1839,7 @@
       </w:r>
     </w:p>
     <w:p>
-      <w:pPr>
-        <w:pStyle w:val="BlockText"/>
-      </w:pPr>
+      <w:pPr/>
       <w:r>
         <w:rPr>
           <w:iCs/>
@@ -2061,9 +1849,7 @@
       </w:r>
     </w:p>
     <w:p>
-      <w:pPr>
-        <w:pStyle w:val="FirstParagraph"/>
-      </w:pPr>
+      <w:pPr/>
       <w:r>
         <w:rPr>
           <w:bCs/>
@@ -2073,9 +1859,7 @@
       </w:r>
     </w:p>
     <w:p>
-      <w:pPr>
-        <w:pStyle w:val="BlockText"/>
-      </w:pPr>
+      <w:pPr/>
       <w:r>
         <w:t xml:space="preserve">The intrinsic angular momentum from the two-strand helix geometry.</w:t>
       </w:r>
@@ -2117,9 +1901,7 @@
       </w:r>
     </w:p>
     <w:p>
-      <w:pPr>
-        <w:pStyle w:val="BlockText"/>
-      </w:pPr>
+      <w:pPr/>
       <w:r>
         <w:rPr>
           <w:iCs/>
@@ -2129,9 +1911,7 @@
       </w:r>
     </w:p>
     <w:p>
-      <w:pPr>
-        <w:pStyle w:val="FirstParagraph"/>
-      </w:pPr>
+      <w:pPr/>
       <w:r>
         <w:rPr>
           <w:bCs/>
@@ -2141,9 +1921,7 @@
       </w:r>
     </w:p>
     <w:p>
-      <w:pPr>
-        <w:pStyle w:val="BlockText"/>
-      </w:pPr>
+      <w:pPr/>
       <w:r>
         <w:t xml:space="preserve">Particles with the opposite topological winding number. Positron</w:t>
       </w:r>
@@ -2185,9 +1963,7 @@
       </w:r>
     </w:p>
     <w:p>
-      <w:pPr>
-        <w:pStyle w:val="BlockText"/>
-      </w:pPr>
+      <w:pPr/>
       <w:r>
         <w:rPr>
           <w:iCs/>
@@ -2197,9 +1973,7 @@
       </w:r>
     </w:p>
     <w:p>
-      <w:pPr>
-        <w:pStyle w:val="FirstParagraph"/>
-      </w:pPr>
+      <w:pPr/>
       <w:r>
         <w:rPr>
           <w:bCs/>
@@ -2225,9 +1999,7 @@
       </w:r>
     </w:p>
     <w:p>
-      <w:pPr>
-        <w:pStyle w:val="BlockText"/>
-      </w:pPr>
+      <w:pPr/>
       <w:r>
         <w:t xml:space="preserve">Pair annihilation: two rope knots with opposite winding numbers meet</w:t>
       </w:r>
@@ -2269,9 +2041,7 @@
       </w:r>
     </w:p>
     <w:p>
-      <w:pPr>
-        <w:pStyle w:val="BlockText"/>
-      </w:pPr>
+      <w:pPr/>
       <w:r>
         <w:rPr>
           <w:iCs/>
@@ -2281,9 +2051,7 @@
       </w:r>
     </w:p>
     <w:p>
-      <w:pPr>
-        <w:pStyle w:val="FirstParagraph"/>
-      </w:pPr>
+      <w:pPr/>
       <w:r>
         <w:rPr>
           <w:bCs/>
@@ -2293,9 +2061,7 @@
       </w:r>
     </w:p>
     <w:p>
-      <w:pPr>
-        <w:pStyle w:val="BlockText"/>
-      </w:pPr>
+      <w:pPr/>
       <w:r>
         <w:t xml:space="preserve">The hub of the rope network: the point at which an enormous number of</w:t>
       </w:r>
@@ -2379,9 +2145,7 @@
       </w:r>
     </w:p>
     <w:p>
-      <w:pPr>
-        <w:pStyle w:val="BlockText"/>
-      </w:pPr>
+      <w:pPr/>
       <w:r>
         <w:rPr>
           <w:iCs/>
@@ -2391,9 +2155,7 @@
       </w:r>
     </w:p>
     <w:p>
-      <w:pPr>
-        <w:pStyle w:val="FirstParagraph"/>
-      </w:pPr>
+      <w:pPr/>
       <w:r>
         <w:rPr>
           <w:bCs/>
@@ -2403,9 +2165,7 @@
       </w:r>
     </w:p>
     <w:p>
-      <w:pPr>
-        <w:pStyle w:val="BlockText"/>
-      </w:pPr>
+      <w:pPr/>
       <w:r>
         <w:t xml:space="preserve">The topological structure at an atomic hub that gives the atom its</w:t>
       </w:r>
@@ -2489,9 +2249,7 @@
       </w:r>
     </w:p>
     <w:p>
-      <w:pPr>
-        <w:pStyle w:val="BlockText"/>
-      </w:pPr>
+      <w:pPr/>
       <w:r>
         <w:rPr>
           <w:iCs/>
@@ -2515,9 +2273,7 @@
       </w:r>
     </w:p>
     <w:p>
-      <w:pPr>
-        <w:pStyle w:val="FirstParagraph"/>
-      </w:pPr>
+      <w:pPr/>
       <w:r>
         <w:rPr>
           <w:bCs/>
@@ -2527,9 +2283,7 @@
       </w:r>
     </w:p>
     <w:p>
-      <w:pPr>
-        <w:pStyle w:val="BodyText"/>
-      </w:pPr>
+      <w:pPr/>
       <w:r>
         <w:rPr>
           <w:bCs/>
@@ -2539,9 +2293,7 @@
       </w:r>
     </w:p>
     <w:p>
-      <w:pPr>
-        <w:pStyle w:val="BlockText"/>
-      </w:pPr>
+      <w:pPr/>
       <w:r>
         <w:t xml:space="preserve">The set of all rope connections between atoms. Points in space are</w:t>
       </w:r>
@@ -2565,9 +2317,7 @@
       </w:r>
     </w:p>
     <w:p>
-      <w:pPr>
-        <w:pStyle w:val="BlockText"/>
-      </w:pPr>
+      <w:pPr/>
       <w:r>
         <w:rPr>
           <w:bCs/>
@@ -2583,9 +2333,7 @@
       </w:r>
     </w:p>
     <w:p>
-      <w:pPr>
-        <w:pStyle w:val="FirstParagraph"/>
-      </w:pPr>
+      <w:pPr/>
       <w:r>
         <w:rPr>
           <w:bCs/>
@@ -2595,9 +2343,7 @@
       </w:r>
     </w:p>
     <w:p>
-      <w:pPr>
-        <w:pStyle w:val="BlockText"/>
-      </w:pPr>
+      <w:pPr/>
       <w:r>
         <w:t xml:space="preserve">The rope network together with the timing of wave propagation. Curved</w:t>
       </w:r>
@@ -2627,9 +2373,7 @@
       </w:r>
     </w:p>
     <w:p>
-      <w:pPr>
-        <w:pStyle w:val="BlockText"/>
-      </w:pPr>
+      <w:pPr/>
       <w:r>
         <w:rPr>
           <w:iCs/>
@@ -2639,9 +2383,7 @@
       </w:r>
     </w:p>
     <w:p>
-      <w:pPr>
-        <w:pStyle w:val="FirstParagraph"/>
-      </w:pPr>
+      <w:pPr/>
       <w:r>
         <w:rPr>
           <w:bCs/>
@@ -2657,9 +2399,7 @@
       </w:r>
     </w:p>
     <w:p>
-      <w:pPr>
-        <w:pStyle w:val="BlockText"/>
-      </w:pPr>
+      <w:pPr/>
       <w:r>
         <w:t xml:space="preserve">The length of the rope connecting two points. Measured by counting how</w:t>
       </w:r>
@@ -2683,9 +2423,7 @@
       </w:r>
     </w:p>
     <w:p>
-      <w:pPr>
-        <w:pStyle w:val="FirstParagraph"/>
-      </w:pPr>
+      <w:pPr/>
       <w:r>
         <w:rPr>
           <w:bCs/>
@@ -2695,9 +2433,7 @@
       </w:r>
     </w:p>
     <w:p>
-      <w:pPr>
-        <w:pStyle w:val="BlockText"/>
-      </w:pPr>
+      <w:pPr/>
       <w:r>
         <w:t xml:space="preserve">Two events are simultaneous if they occur at the same phase of the</w:t>
       </w:r>
@@ -2727,9 +2463,7 @@
       </w:r>
     </w:p>
     <w:p>
-      <w:pPr>
-        <w:pStyle w:val="FirstParagraph"/>
-      </w:pPr>
+      <w:pPr/>
       <w:r>
         <w:rPr>
           <w:bCs/>
@@ -2745,9 +2479,7 @@
       </w:r>
     </w:p>
     <w:p>
-      <w:pPr>
-        <w:pStyle w:val="BlockText"/>
-      </w:pPr>
+      <w:pPr/>
       <w:r>
         <w:t xml:space="preserve">In rope language: the compression ratio of rope waves in the direction</w:t>
       </w:r>
@@ -2777,9 +2509,7 @@
       </w:r>
     </w:p>
     <w:p>
-      <w:pPr>
-        <w:pStyle w:val="FirstParagraph"/>
-      </w:pPr>
+      <w:pPr/>
       <w:r>
         <w:rPr>
           <w:bCs/>
@@ -2789,9 +2519,7 @@
       </w:r>
     </w:p>
     <w:p>
-      <w:pPr>
-        <w:pStyle w:val="BlockText"/>
-      </w:pPr>
+      <w:pPr/>
       <w:r>
         <w:t xml:space="preserve">Any periodic process in the rope network. The fundamental clock is one</w:t>
       </w:r>
@@ -2815,9 +2543,7 @@
       </w:r>
     </w:p>
     <w:p>
-      <w:pPr>
-        <w:pStyle w:val="FirstParagraph"/>
-      </w:pPr>
+      <w:pPr/>
       <w:r>
         <w:rPr>
           <w:bCs/>
@@ -2833,9 +2559,7 @@
       </w:r>
     </w:p>
     <w:p>
-      <w:pPr>
-        <w:pStyle w:val="BlockText"/>
-      </w:pPr>
+      <w:pPr/>
       <w:r>
         <w:t xml:space="preserve">The time measured by a clock travelling with the object — the number</w:t>
       </w:r>
@@ -2859,9 +2583,7 @@
       </w:r>
     </w:p>
     <w:p>
-      <w:pPr>
-        <w:pStyle w:val="FirstParagraph"/>
-      </w:pPr>
+      <w:pPr/>
       <w:r>
         <w:rPr>
           <w:bCs/>
@@ -2887,9 +2609,7 @@
       </w:r>
     </w:p>
     <w:p>
-      <w:pPr>
-        <w:pStyle w:val="BlockText"/>
-      </w:pPr>
+      <w:pPr/>
       <w:r>
         <w:t xml:space="preserve">A one-component (single-strand) massless rope excitation. The</w:t>
       </w:r>
@@ -2919,9 +2639,7 @@
       </w:r>
     </w:p>
     <w:p>
-      <w:pPr>
-        <w:pStyle w:val="BlockText"/>
-      </w:pPr>
+      <w:pPr/>
       <w:r>
         <w:rPr>
           <w:iCs/>
@@ -2931,9 +2649,7 @@
       </w:r>
     </w:p>
     <w:p>
-      <w:pPr>
-        <w:pStyle w:val="FirstParagraph"/>
-      </w:pPr>
+      <w:pPr/>
       <w:r>
         <w:rPr>
           <w:bCs/>
@@ -2959,9 +2675,7 @@
       </w:r>
     </w:p>
     <w:p>
-      <w:pPr>
-        <w:pStyle w:val="BlockText"/>
-      </w:pPr>
+      <w:pPr/>
       <w:r>
         <w:t xml:space="preserve">The four-component field arising from the two-strand rope. Left strand</w:t>
       </w:r>
@@ -2991,9 +2705,7 @@
       </w:r>
     </w:p>
     <w:p>
-      <w:pPr>
-        <w:pStyle w:val="BlockText"/>
-      </w:pPr>
+      <w:pPr/>
       <w:r>
         <w:rPr>
           <w:iCs/>
@@ -3003,9 +2715,7 @@
       </w:r>
     </w:p>
     <w:p>
-      <w:pPr>
-        <w:pStyle w:val="FirstParagraph"/>
-      </w:pPr>
+      <w:pPr/>
       <w:r>
         <w:rPr>
           <w:bCs/>
@@ -3031,9 +2741,7 @@
       </w:r>
     </w:p>
     <w:p>
-      <w:pPr>
-        <w:pStyle w:val="BlockText"/>
-      </w:pPr>
+      <w:pPr/>
       <w:r>
         <w:t xml:space="preserve">The rapid trembling motion of the electron kink between left and right</w:t>
       </w:r>
@@ -3063,9 +2771,7 @@
       </w:r>
     </w:p>
     <w:p>
-      <w:pPr>
-        <w:pStyle w:val="BlockText"/>
-      </w:pPr>
+      <w:pPr/>
       <w:r>
         <w:rPr>
           <w:iCs/>
@@ -3075,9 +2781,7 @@
       </w:r>
     </w:p>
     <w:p>
-      <w:pPr>
-        <w:pStyle w:val="FirstParagraph"/>
-      </w:pPr>
+      <w:pPr/>
       <w:r>
         <w:rPr>
           <w:bCs/>
@@ -3087,9 +2791,7 @@
       </w:r>
     </w:p>
     <w:p>
-      <w:pPr>
-        <w:pStyle w:val="BodyText"/>
-      </w:pPr>
+      <w:pPr/>
       <w:r>
         <w:rPr>
           <w:bCs/>
@@ -3099,9 +2801,7 @@
       </w:r>
     </w:p>
     <w:p>
-      <w:pPr>
-        <w:pStyle w:val="BlockText"/>
-      </w:pPr>
+      <w:pPr/>
       <w:r>
         <w:t xml:space="preserve">The force from a tension gradient in the rope network. A charged rope</w:t>
       </w:r>
@@ -3125,9 +2825,7 @@
       </w:r>
     </w:p>
     <w:p>
-      <w:pPr>
-        <w:pStyle w:val="FirstParagraph"/>
-      </w:pPr>
+      <w:pPr/>
       <w:r>
         <w:rPr>
           <w:bCs/>
@@ -3137,9 +2835,7 @@
       </w:r>
     </w:p>
     <w:p>
-      <w:pPr>
-        <w:pStyle w:val="BlockText"/>
-      </w:pPr>
+      <w:pPr/>
       <w:r>
         <w:t xml:space="preserve">The force from the rotation of the tension gradient around a current.</w:t>
       </w:r>
@@ -3169,9 +2865,7 @@
       </w:r>
     </w:p>
     <w:p>
-      <w:pPr>
-        <w:pStyle w:val="FirstParagraph"/>
-      </w:pPr>
+      <w:pPr/>
       <w:r>
         <w:rPr>
           <w:bCs/>
@@ -3181,9 +2875,7 @@
       </w:r>
     </w:p>
     <w:p>
-      <w:pPr>
-        <w:pStyle w:val="BlockText"/>
-      </w:pPr>
+      <w:pPr/>
       <w:r>
         <w:t xml:space="preserve">The force from a radial gradient in rope density or tension: g(r) =</w:t>
       </w:r>
@@ -3213,9 +2905,7 @@
       </w:r>
     </w:p>
     <w:p>
-      <w:pPr>
-        <w:pStyle w:val="BlockText"/>
-      </w:pPr>
+      <w:pPr/>
       <w:r>
         <w:rPr>
           <w:iCs/>
@@ -3225,9 +2915,7 @@
       </w:r>
     </w:p>
     <w:p>
-      <w:pPr>
-        <w:pStyle w:val="FirstParagraph"/>
-      </w:pPr>
+      <w:pPr/>
       <w:r>
         <w:rPr>
           <w:bCs/>
@@ -3253,9 +2941,7 @@
       </w:r>
     </w:p>
     <w:p>
-      <w:pPr>
-        <w:pStyle w:val="BlockText"/>
-      </w:pPr>
+      <w:pPr/>
       <w:r>
         <w:t xml:space="preserve">The weak force’s preference for left-handed particles. In rope</w:t>
       </w:r>
@@ -3297,9 +2983,7 @@
       </w:r>
     </w:p>
     <w:p>
-      <w:pPr>
-        <w:pStyle w:val="BlockText"/>
-      </w:pPr>
+      <w:pPr/>
       <w:r>
         <w:rPr>
           <w:bCs/>
@@ -3327,9 +3011,7 @@
       </w:r>
     </w:p>
     <w:p>
-      <w:pPr>
-        <w:pStyle w:val="BlockText"/>
-      </w:pPr>
+      <w:pPr/>
       <w:r>
         <w:rPr>
           <w:iCs/>
@@ -3339,9 +3021,7 @@
       </w:r>
     </w:p>
     <w:p>
-      <w:pPr>
-        <w:pStyle w:val="FirstParagraph"/>
-      </w:pPr>
+      <w:pPr/>
       <w:r>
         <w:rPr>
           <w:bCs/>
@@ -3367,9 +3047,7 @@
       </w:r>
     </w:p>
     <w:p>
-      <w:pPr>
-        <w:pStyle w:val="BlockText"/>
-      </w:pPr>
+      <w:pPr/>
       <w:r>
         <w:t xml:space="preserve">The force responsible for beta decay and flavour-changing processes.</w:t>
       </w:r>
@@ -3405,9 +3083,7 @@
       </w:r>
     </w:p>
     <w:p>
-      <w:pPr>
-        <w:pStyle w:val="BlockText"/>
-      </w:pPr>
+      <w:pPr/>
       <w:r>
         <w:rPr>
           <w:iCs/>
@@ -3417,9 +3093,7 @@
       </w:r>
     </w:p>
     <w:p>
-      <w:pPr>
-        <w:pStyle w:val="FirstParagraph"/>
-      </w:pPr>
+      <w:pPr/>
       <w:r>
         <w:rPr>
           <w:bCs/>
@@ -3445,9 +3119,7 @@
       </w:r>
     </w:p>
     <w:p>
-      <w:pPr>
-        <w:pStyle w:val="BlockText"/>
-      </w:pPr>
+      <w:pPr/>
       <w:r>
         <w:t xml:space="preserve">n → p + e⁻ + ν̅_e. In rope language: (1) a d quark sub-knot (n = −1/3)</w:t>
       </w:r>
@@ -3489,9 +3161,7 @@
       </w:r>
     </w:p>
     <w:p>
-      <w:pPr>
-        <w:pStyle w:val="BlockText"/>
-      </w:pPr>
+      <w:pPr/>
       <w:r>
         <w:rPr>
           <w:iCs/>
@@ -3501,9 +3171,7 @@
       </w:r>
     </w:p>
     <w:p>
-      <w:pPr>
-        <w:pStyle w:val="FirstParagraph"/>
-      </w:pPr>
+      <w:pPr/>
       <w:r>
         <w:rPr>
           <w:bCs/>
@@ -3529,9 +3197,7 @@
       </w:r>
     </w:p>
     <w:p>
-      <w:pPr>
-        <w:pStyle w:val="BlockText"/>
-      </w:pPr>
+      <w:pPr/>
       <w:r>
         <w:t xml:space="preserve">The mixing angle between the EM rope mode (B) and weak rope mode (W₃)</w:t>
       </w:r>
@@ -3567,9 +3233,7 @@
       </w:r>
     </w:p>
     <w:p>
-      <w:pPr>
-        <w:pStyle w:val="BlockText"/>
-      </w:pPr>
+      <w:pPr/>
       <w:r>
         <w:rPr>
           <w:iCs/>
@@ -3593,9 +3257,7 @@
       </w:r>
     </w:p>
     <w:p>
-      <w:pPr>
-        <w:pStyle w:val="FirstParagraph"/>
-      </w:pPr>
+      <w:pPr/>
       <w:r>
         <w:rPr>
           <w:bCs/>
@@ -3605,9 +3267,7 @@
       </w:r>
     </w:p>
     <w:p>
-      <w:pPr>
-        <w:pStyle w:val="BodyText"/>
-      </w:pPr>
+      <w:pPr/>
       <w:r>
         <w:rPr>
           <w:bCs/>
@@ -3627,9 +3287,7 @@
       </w:r>
     </w:p>
     <w:p>
-      <w:pPr>
-        <w:pStyle w:val="BodyText"/>
-      </w:pPr>
+      <w:pPr/>
       <w:r>
         <w:t xml:space="preserve">Electric charge is the geometric handedness of the two strands — the</w:t>
       </w:r>
@@ -3683,9 +3341,7 @@
       </w:r>
     </w:p>
     <w:p>
-      <w:pPr>
-        <w:pStyle w:val="BodyText"/>
-      </w:pPr>
+      <w:pPr/>
       <w:r>
         <w:t xml:space="preserve">Standard model: charge is a conserved quantum number attached to</w:t>
       </w:r>
@@ -3703,17 +3359,13 @@
       </w:r>
     </w:p>
     <w:p>
-      <w:pPr>
-        <w:pStyle w:val="BodyText"/>
-      </w:pPr>
+      <w:pPr/>
       <w:r>
         <w:t xml:space="preserve">See also: WINDING ANGLE, LINKING NUMBER, SCREW CURRENT</w:t>
       </w:r>
     </w:p>
     <w:p>
-      <w:pPr>
-        <w:pStyle w:val="BodyText"/>
-      </w:pPr>
+      <w:pPr/>
       <w:r>
         <w:rPr>
           <w:bCs/>
@@ -3723,9 +3375,7 @@
       </w:r>
     </w:p>
     <w:p>
-      <w:pPr>
-        <w:pStyle w:val="BodyText"/>
-      </w:pPr>
+      <w:pPr/>
       <w:r>
         <w:t xml:space="preserve">Electric current as the turning of the two-strand helix like a</w:t>
       </w:r>
@@ -3773,9 +3423,7 @@
       </w:r>
     </w:p>
     <w:p>
-      <w:pPr>
-        <w:pStyle w:val="BodyText"/>
-      </w:pPr>
+      <w:pPr/>
       <w:r>
         <w:t xml:space="preserve">Standard model: current is charge flow ρv; the</w:t>
       </w:r>
@@ -3805,17 +3453,13 @@
       </w:r>
     </w:p>
     <w:p>
-      <w:pPr>
-        <w:pStyle w:val="BodyText"/>
-      </w:pPr>
+      <w:pPr/>
       <w:r>
         <w:t xml:space="preserve">See also: CHARGE AS HANDEDNESS / LINKING, CONTINUITY EQUATION</w:t>
       </w:r>
     </w:p>
     <w:p>
-      <w:pPr>
-        <w:pStyle w:val="BodyText"/>
-      </w:pPr>
+      <w:pPr/>
       <w:r>
         <w:rPr>
           <w:bCs/>
@@ -3831,9 +3475,7 @@
       </w:r>
     </w:p>
     <w:p>
-      <w:pPr>
-        <w:pStyle w:val="BlockText"/>
-      </w:pPr>
+      <w:pPr/>
       <w:r>
         <w:t xml:space="preserve">The tension gradient in the rope network: E = −∇T/ε₀. Coulomb’s law</w:t>
       </w:r>
@@ -3857,9 +3499,7 @@
       </w:r>
     </w:p>
     <w:p>
-      <w:pPr>
-        <w:pStyle w:val="FirstParagraph"/>
-      </w:pPr>
+      <w:pPr/>
       <w:r>
         <w:rPr>
           <w:bCs/>
@@ -3875,9 +3515,7 @@
       </w:r>
     </w:p>
     <w:p>
-      <w:pPr>
-        <w:pStyle w:val="BlockText"/>
-      </w:pPr>
+      <w:pPr/>
       <w:r>
         <w:t xml:space="preserve">The curl of the tension gradient: B = ∇ × A/c where A is the vector</w:t>
       </w:r>
@@ -3901,9 +3539,7 @@
       </w:r>
     </w:p>
     <w:p>
-      <w:pPr>
-        <w:pStyle w:val="FirstParagraph"/>
-      </w:pPr>
+      <w:pPr/>
       <w:r>
         <w:rPr>
           <w:bCs/>
@@ -3919,9 +3555,7 @@
       </w:r>
     </w:p>
     <w:p>
-      <w:pPr>
-        <w:pStyle w:val="BlockText"/>
-      </w:pPr>
+      <w:pPr/>
       <w:r>
         <w:t xml:space="preserve">The tension difference along a rope path: V = −∫ E·dl = ΔT/e. A</w:t>
       </w:r>
@@ -3945,9 +3579,7 @@
       </w:r>
     </w:p>
     <w:p>
-      <w:pPr>
-        <w:pStyle w:val="FirstParagraph"/>
-      </w:pPr>
+      <w:pPr/>
       <w:r>
         <w:rPr>
           <w:bCs/>
@@ -3963,9 +3595,7 @@
       </w:r>
     </w:p>
     <w:p>
-      <w:pPr>
-        <w:pStyle w:val="BlockText"/>
-      </w:pPr>
+      <w:pPr/>
       <w:r>
         <w:t xml:space="preserve">The flow of rope kinks (electrons) along a conductor: I = dQ/dt = e</w:t>
       </w:r>
@@ -3995,9 +3625,7 @@
       </w:r>
     </w:p>
     <w:p>
-      <w:pPr>
-        <w:pStyle w:val="FirstParagraph"/>
-      </w:pPr>
+      <w:pPr/>
       <w:r>
         <w:rPr>
           <w:bCs/>
@@ -4013,9 +3641,7 @@
       </w:r>
     </w:p>
     <w:p>
-      <w:pPr>
-        <w:pStyle w:val="BlockText"/>
-      </w:pPr>
+      <w:pPr/>
       <w:r>
         <w:t xml:space="preserve">The opposition to kink flow through a conductor. In rope language: the</w:t>
       </w:r>
@@ -4039,9 +3665,7 @@
       </w:r>
     </w:p>
     <w:p>
-      <w:pPr>
-        <w:pStyle w:val="FirstParagraph"/>
-      </w:pPr>
+      <w:pPr/>
       <w:r>
         <w:rPr>
           <w:bCs/>
@@ -4057,9 +3681,7 @@
       </w:r>
     </w:p>
     <w:p>
-      <w:pPr>
-        <w:pStyle w:val="BlockText"/>
-      </w:pPr>
+      <w:pPr/>
       <w:r>
         <w:t xml:space="preserve">The ability to store tension energy in a separated rope configuration.</w:t>
       </w:r>
@@ -4083,9 +3705,7 @@
       </w:r>
     </w:p>
     <w:p>
-      <w:pPr>
-        <w:pStyle w:val="FirstParagraph"/>
-      </w:pPr>
+      <w:pPr/>
       <w:r>
         <w:rPr>
           <w:bCs/>
@@ -4095,9 +3715,7 @@
       </w:r>
     </w:p>
     <w:p>
-      <w:pPr>
-        <w:pStyle w:val="BodyText"/>
-      </w:pPr>
+      <w:pPr/>
       <w:r>
         <w:rPr>
           <w:bCs/>
@@ -4107,9 +3725,7 @@
       </w:r>
     </w:p>
     <w:p>
-      <w:pPr>
-        <w:pStyle w:val="BodyText"/>
-      </w:pPr>
+      <w:pPr/>
       <w:r>
         <w:t xml:space="preserve">The requirement that the fundamental rope spacing a is far finer than</w:t>
       </w:r>
@@ -4175,9 +3791,7 @@
       </w:r>
     </w:p>
     <w:p>
-      <w:pPr>
-        <w:pStyle w:val="BodyText"/>
-      </w:pPr>
+      <w:pPr/>
       <w:r>
         <w:t xml:space="preserve">Standard model: Lorentz invariance is a postulate of special</w:t>
       </w:r>
@@ -4189,17 +3803,13 @@
       </w:r>
     </w:p>
     <w:p>
-      <w:pPr>
-        <w:pStyle w:val="BodyText"/>
-      </w:pPr>
+      <w:pPr/>
       <w:r>
         <w:t xml:space="preserve">See also: ROPE NETWORK, PROTON STAR / CONVERGENCE</w:t>
       </w:r>
     </w:p>
     <w:p>
-      <w:pPr>
-        <w:pStyle w:val="BodyText"/>
-      </w:pPr>
+      <w:pPr/>
       <w:r>
         <w:rPr>
           <w:bCs/>
@@ -4215,9 +3825,7 @@
       </w:r>
     </w:p>
     <w:p>
-      <w:pPr>
-        <w:pStyle w:val="BlockText"/>
-      </w:pPr>
+      <w:pPr/>
       <w:r>
         <w:t xml:space="preserve">The momentum of a rope kink moving at speed v. In rope language: the</w:t>
       </w:r>
@@ -4241,9 +3849,7 @@
       </w:r>
     </w:p>
     <w:p>
-      <w:pPr>
-        <w:pStyle w:val="FirstParagraph"/>
-      </w:pPr>
+      <w:pPr/>
       <w:r>
         <w:rPr>
           <w:bCs/>
@@ -4253,9 +3859,7 @@
       </w:r>
     </w:p>
     <w:p>
-      <w:pPr>
-        <w:pStyle w:val="BlockText"/>
-      </w:pPr>
+      <w:pPr/>
       <w:r>
         <w:t xml:space="preserve">The path of minimum tension along the rope network: the rope takes the</w:t>
       </w:r>
@@ -4285,9 +3889,7 @@
       </w:r>
     </w:p>
     <w:p>
-      <w:pPr>
-        <w:pStyle w:val="FirstParagraph"/>
-      </w:pPr>
+      <w:pPr/>
       <w:r>
         <w:rPr>
           <w:bCs/>
@@ -4297,9 +3899,7 @@
       </w:r>
     </w:p>
     <w:p>
-      <w:pPr>
-        <w:pStyle w:val="BodyText"/>
-      </w:pPr>
+      <w:pPr/>
       <w:r>
         <w:rPr>
           <w:bCs/>
@@ -4315,9 +3915,7 @@
       </w:r>
     </w:p>
     <w:p>
-      <w:pPr>
-        <w:pStyle w:val="BlockText"/>
-      </w:pPr>
+      <w:pPr/>
       <w:r>
         <w:t xml:space="preserve">The radius at which the rope tension gradient becomes so steep that</w:t>
       </w:r>
@@ -4341,9 +3939,7 @@
       </w:r>
     </w:p>
     <w:p>
-      <w:pPr>
-        <w:pStyle w:val="BlockText"/>
-      </w:pPr>
+      <w:pPr/>
       <w:r>
         <w:rPr>
           <w:iCs/>
@@ -4353,9 +3949,7 @@
       </w:r>
     </w:p>
     <w:p>
-      <w:pPr>
-        <w:pStyle w:val="FirstParagraph"/>
-      </w:pPr>
+      <w:pPr/>
       <w:r>
         <w:rPr>
           <w:bCs/>
@@ -4371,9 +3965,7 @@
       </w:r>
     </w:p>
     <w:p>
-      <w:pPr>
-        <w:pStyle w:val="BlockText"/>
-      </w:pPr>
+      <w:pPr/>
       <w:r>
         <w:t xml:space="preserve">The capacity of a rope wave to propagate outward at radius r near a</w:t>
       </w:r>
@@ -4403,9 +3995,7 @@
       </w:r>
     </w:p>
     <w:p>
-      <w:pPr>
-        <w:pStyle w:val="FirstParagraph"/>
-      </w:pPr>
+      <w:pPr/>
       <w:r>
         <w:rPr>
           <w:bCs/>
@@ -4415,9 +4005,7 @@
       </w:r>
     </w:p>
     <w:p>
-      <w:pPr>
-        <w:pStyle w:val="BlockText"/>
-      </w:pPr>
+      <w:pPr/>
       <w:r>
         <w:t xml:space="preserve">A ripple in the rope tension field: a transverse oscillation of the</w:t>
       </w:r>
@@ -4453,9 +4041,7 @@
       </w:r>
     </w:p>
     <w:p>
-      <w:pPr>
-        <w:pStyle w:val="FirstParagraph"/>
-      </w:pPr>
+      <w:pPr/>
       <w:r>
         <w:rPr>
           <w:bCs/>
@@ -4465,9 +4051,7 @@
       </w:r>
     </w:p>
     <w:p>
-      <w:pPr>
-        <w:pStyle w:val="BlockText"/>
-      </w:pPr>
+      <w:pPr/>
       <w:r>
         <w:t xml:space="preserve">The decrease in photon energy as it climbs out of a gravitational</w:t>
       </w:r>
@@ -4497,9 +4081,7 @@
       </w:r>
     </w:p>
     <w:p>
-      <w:pPr>
-        <w:pStyle w:val="FirstParagraph"/>
-      </w:pPr>
+      <w:pPr/>
       <w:r>
         <w:rPr>
           <w:bCs/>
@@ -4509,9 +4091,7 @@
       </w:r>
     </w:p>
     <w:p>
-      <w:pPr>
-        <w:pStyle w:val="BlockText"/>
-      </w:pPr>
+      <w:pPr/>
       <w:r>
         <w:t xml:space="preserve">In standard GR: a point of infinite density where the theory breaks</w:t>
       </w:r>
@@ -4559,9 +4139,7 @@
       </w:r>
     </w:p>
     <w:p>
-      <w:pPr>
-        <w:pStyle w:val="FirstParagraph"/>
-      </w:pPr>
+      <w:pPr/>
       <w:r>
         <w:rPr>
           <w:bCs/>
@@ -4571,9 +4149,7 @@
       </w:r>
     </w:p>
     <w:p>
-      <w:pPr>
-        <w:pStyle w:val="BodyText"/>
-      </w:pPr>
+      <w:pPr/>
       <w:r>
         <w:rPr>
           <w:bCs/>
@@ -4589,9 +4165,7 @@
       </w:r>
     </w:p>
     <w:p>
-      <w:pPr>
-        <w:pStyle w:val="BlockText"/>
-      </w:pPr>
+      <w:pPr/>
       <w:r>
         <w:t xml:space="preserve">The surface where the outward propagation capacity κ(r) = 0. The rope</w:t>
       </w:r>
@@ -4645,9 +4219,7 @@
       </w:r>
     </w:p>
     <w:p>
-      <w:pPr>
-        <w:pStyle w:val="BlockText"/>
-      </w:pPr>
+      <w:pPr/>
       <w:r>
         <w:rPr>
           <w:iCs/>
@@ -4657,9 +4229,7 @@
       </w:r>
     </w:p>
     <w:p>
-      <w:pPr>
-        <w:pStyle w:val="FirstParagraph"/>
-      </w:pPr>
+      <w:pPr/>
       <w:r>
         <w:rPr>
           <w:bCs/>
@@ -4669,9 +4239,7 @@
       </w:r>
     </w:p>
     <w:p>
-      <w:pPr>
-        <w:pStyle w:val="BodyText"/>
-      </w:pPr>
+      <w:pPr/>
       <w:r>
         <w:rPr>
           <w:bCs/>
@@ -4681,9 +4249,7 @@
       </w:r>
     </w:p>
     <w:p>
-      <w:pPr>
-        <w:pStyle w:val="BodyText"/>
-      </w:pPr>
+      <w:pPr/>
       <w:r>
         <w:t xml:space="preserve">Electron shells as standing torsion patterns on the ropes around the</w:t>
       </w:r>
@@ -4719,9 +4285,7 @@
       </w:r>
     </w:p>
     <w:p>
-      <w:pPr>
-        <w:pStyle w:val="BodyText"/>
-      </w:pPr>
+      <w:pPr/>
       <w:r>
         <w:t xml:space="preserve">Standard model: 2n² comes from n² orbitals times two spin states, spin</w:t>
       </w:r>
@@ -4733,17 +4297,13 @@
       </w:r>
     </w:p>
     <w:p>
-      <w:pPr>
-        <w:pStyle w:val="BodyText"/>
-      </w:pPr>
+      <w:pPr/>
       <w:r>
         <w:t xml:space="preserve">See also: HYDROGEN (IRREDUCIBLE ATOM), STANDING WAVE, SPIN</w:t>
       </w:r>
     </w:p>
     <w:p>
-      <w:pPr>
-        <w:pStyle w:val="BodyText"/>
-      </w:pPr>
+      <w:pPr/>
       <w:r>
         <w:rPr>
           <w:bCs/>
@@ -4753,9 +4313,7 @@
       </w:r>
     </w:p>
     <w:p>
-      <w:pPr>
-        <w:pStyle w:val="BodyText"/>
-      </w:pPr>
+      <w:pPr/>
       <w:r>
         <w:t xml:space="preserve">Hydrogen as the simplest possible atom for a structural reason: Z = 1</w:t>
       </w:r>
@@ -4785,17 +4343,13 @@
       </w:r>
     </w:p>
     <w:p>
-      <w:pPr>
-        <w:pStyle w:val="BodyText"/>
-      </w:pPr>
+      <w:pPr/>
       <w:r>
         <w:t xml:space="preserve">See also: STANDING-WAVE SHELL / 2n², WINDING NUMBER</w:t>
       </w:r>
     </w:p>
     <w:p>
-      <w:pPr>
-        <w:pStyle w:val="BodyText"/>
-      </w:pPr>
+      <w:pPr/>
       <w:r>
         <w:rPr>
           <w:bCs/>
@@ -4805,9 +4359,7 @@
       </w:r>
     </w:p>
     <w:p>
-      <w:pPr>
-        <w:pStyle w:val="BlockText"/>
-      </w:pPr>
+      <w:pPr/>
       <w:r>
         <w:t xml:space="preserve">A standing wave pattern of an electron kink guided by a rope mode</w:t>
       </w:r>
@@ -4849,9 +4401,7 @@
       </w:r>
     </w:p>
     <w:p>
-      <w:pPr>
-        <w:pStyle w:val="BlockText"/>
-      </w:pPr>
+      <w:pPr/>
       <w:r>
         <w:rPr>
           <w:iCs/>
@@ -4861,9 +4411,7 @@
       </w:r>
     </w:p>
     <w:p>
-      <w:pPr>
-        <w:pStyle w:val="FirstParagraph"/>
-      </w:pPr>
+      <w:pPr/>
       <w:r>
         <w:rPr>
           <w:bCs/>
@@ -4879,9 +4427,7 @@
       </w:r>
     </w:p>
     <w:p>
-      <w:pPr>
-        <w:pStyle w:val="BlockText"/>
-      </w:pPr>
+      <w:pPr/>
       <w:r>
         <w:t xml:space="preserve">Labels for rope wave modes. n = radial node count; l = angular node</w:t>
       </w:r>
@@ -4911,9 +4457,7 @@
       </w:r>
     </w:p>
     <w:p>
-      <w:pPr>
-        <w:pStyle w:val="FirstParagraph"/>
-      </w:pPr>
+      <w:pPr/>
       <w:r>
         <w:rPr>
           <w:bCs/>
@@ -4923,9 +4467,7 @@
       </w:r>
     </w:p>
     <w:p>
-      <w:pPr>
-        <w:pStyle w:val="BlockText"/>
-      </w:pPr>
+      <w:pPr/>
       <w:r>
         <w:t xml:space="preserve">The sharing of electron rope modes between two atoms. When two</w:t>
       </w:r>
@@ -4967,9 +4509,7 @@
       </w:r>
     </w:p>
     <w:p>
-      <w:pPr>
-        <w:pStyle w:val="BlockText"/>
-      </w:pPr>
+      <w:pPr/>
       <w:r>
         <w:rPr>
           <w:iCs/>
@@ -4979,9 +4519,7 @@
       </w:r>
     </w:p>
     <w:p>
-      <w:pPr>
-        <w:pStyle w:val="FirstParagraph"/>
-      </w:pPr>
+      <w:pPr/>
       <w:r>
         <w:rPr>
           <w:bCs/>
@@ -4991,9 +4529,7 @@
       </w:r>
     </w:p>
     <w:p>
-      <w:pPr>
-        <w:pStyle w:val="BlockText"/>
-      </w:pPr>
+      <w:pPr/>
       <w:r>
         <w:t xml:space="preserve">Electron transfer between atoms, creating opposite-winding knot pairs</w:t>
       </w:r>
@@ -5017,9 +4553,7 @@
       </w:r>
     </w:p>
     <w:p>
-      <w:pPr>
-        <w:pStyle w:val="FirstParagraph"/>
-      </w:pPr>
+      <w:pPr/>
       <w:r>
         <w:rPr>
           <w:bCs/>
@@ -5029,9 +4563,7 @@
       </w:r>
     </w:p>
     <w:p>
-      <w:pPr>
-        <w:pStyle w:val="BlockText"/>
-      </w:pPr>
+      <w:pPr/>
       <w:r>
         <w:t xml:space="preserve">The number of unfilled strand mode slots available for bonding. In</w:t>
       </w:r>
@@ -5055,9 +4587,7 @@
       </w:r>
     </w:p>
     <w:p>
-      <w:pPr>
-        <w:pStyle w:val="FirstParagraph"/>
-      </w:pPr>
+      <w:pPr/>
       <w:r>
         <w:rPr>
           <w:bCs/>
@@ -5067,9 +4597,7 @@
       </w:r>
     </w:p>
     <w:p>
-      <w:pPr>
-        <w:pStyle w:val="BlockText"/>
-      </w:pPr>
+      <w:pPr/>
       <w:r>
         <w:t xml:space="preserve">The tendency of an atom to pull shared rope mode density toward</w:t>
       </w:r>
@@ -5093,9 +4621,7 @@
       </w:r>
     </w:p>
     <w:p>
-      <w:pPr>
-        <w:pStyle w:val="FirstParagraph"/>
-      </w:pPr>
+      <w:pPr/>
       <w:r>
         <w:rPr>
           <w:bCs/>
@@ -5105,9 +4631,7 @@
       </w:r>
     </w:p>
     <w:p>
-      <w:pPr>
-        <w:pStyle w:val="BlockText"/>
-      </w:pPr>
+      <w:pPr/>
       <w:r>
         <w:t xml:space="preserve">The mixing of rope wave modes to form new mode shapes optimised for</w:t>
       </w:r>
@@ -5131,9 +4655,7 @@
       </w:r>
     </w:p>
     <w:p>
-      <w:pPr>
-        <w:pStyle w:val="FirstParagraph"/>
-      </w:pPr>
+      <w:pPr/>
       <w:r>
         <w:rPr>
           <w:bCs/>
@@ -5143,9 +4665,7 @@
       </w:r>
     </w:p>
     <w:p>
-      <w:pPr>
-        <w:pStyle w:val="BodyText"/>
-      </w:pPr>
+      <w:pPr/>
       <w:r>
         <w:rPr>
           <w:bCs/>
@@ -5161,9 +4681,7 @@
       </w:r>
     </w:p>
     <w:p>
-      <w:pPr>
-        <w:pStyle w:val="BlockText"/>
-      </w:pPr>
+      <w:pPr/>
       <w:r>
         <w:t xml:space="preserve">In rope language: the sum of elastic energy stored in rope waves and</w:t>
       </w:r>
@@ -5199,9 +4717,7 @@
       </w:r>
     </w:p>
     <w:p>
-      <w:pPr>
-        <w:pStyle w:val="FirstParagraph"/>
-      </w:pPr>
+      <w:pPr/>
       <w:r>
         <w:rPr>
           <w:bCs/>
@@ -5217,9 +4733,7 @@
       </w:r>
     </w:p>
     <w:p>
-      <w:pPr>
-        <w:pStyle w:val="BlockText"/>
-      </w:pPr>
+      <w:pPr/>
       <w:r>
         <w:t xml:space="preserve">The number of distinct configurations of the rope network consistent</w:t>
       </w:r>
@@ -5249,9 +4763,7 @@
       </w:r>
     </w:p>
     <w:p>
-      <w:pPr>
-        <w:pStyle w:val="FirstParagraph"/>
-      </w:pPr>
+      <w:pPr/>
       <w:r>
         <w:rPr>
           <w:bCs/>
@@ -5261,9 +4773,7 @@
       </w:r>
     </w:p>
     <w:p>
-      <w:pPr>
-        <w:pStyle w:val="BodyText"/>
-      </w:pPr>
+      <w:pPr/>
       <w:r>
         <w:rPr>
           <w:bCs/>
@@ -5273,9 +4783,7 @@
       </w:r>
     </w:p>
     <w:p>
-      <w:pPr>
-        <w:pStyle w:val="BlockText"/>
-      </w:pPr>
+      <w:pPr/>
       <w:r>
         <w:t xml:space="preserve">In rope language: the zero-point tension of the rope network. Every</w:t>
       </w:r>
@@ -5305,9 +4813,7 @@
       </w:r>
     </w:p>
     <w:p>
-      <w:pPr>
-        <w:pStyle w:val="BlockText"/>
-      </w:pPr>
+      <w:pPr/>
       <w:r>
         <w:rPr>
           <w:iCs/>
@@ -5317,9 +4823,7 @@
       </w:r>
     </w:p>
     <w:p>
-      <w:pPr>
-        <w:pStyle w:val="FirstParagraph"/>
-      </w:pPr>
+      <w:pPr/>
       <w:r>
         <w:rPr>
           <w:bCs/>
@@ -5335,9 +4839,7 @@
       </w:r>
     </w:p>
     <w:p>
-      <w:pPr>
-        <w:pStyle w:val="BlockText"/>
-      </w:pPr>
+      <w:pPr/>
       <w:r>
         <w:t xml:space="preserve">The expansion of the rope network itself: ropes between distant</w:t>
       </w:r>
@@ -5361,9 +4863,7 @@
       </w:r>
     </w:p>
     <w:p>
-      <w:pPr>
-        <w:pStyle w:val="FirstParagraph"/>
-      </w:pPr>
+      <w:pPr/>
       <w:r>
         <w:rPr>
           <w:bCs/>
@@ -5379,9 +4879,7 @@
       </w:r>
     </w:p>
     <w:p>
-      <w:pPr>
-        <w:pStyle w:val="BlockText"/>
-      </w:pPr>
+      <w:pPr/>
       <w:r>
         <w:t xml:space="preserve">The rotation of CMB photon polarisation planes by β = 0.342° ± 0.094°</w:t>
       </w:r>
@@ -5417,9 +4915,7 @@
       </w:r>
     </w:p>
     <w:p>
-      <w:pPr>
-        <w:pStyle w:val="BlockText"/>
-      </w:pPr>
+      <w:pPr/>
       <w:r>
         <w:rPr>
           <w:iCs/>
@@ -5443,9 +4939,7 @@
       </w:r>
     </w:p>
     <w:p>
-      <w:pPr>
-        <w:pStyle w:val="FirstParagraph"/>
-      </w:pPr>
+      <w:pPr/>
       <w:r>
         <w:rPr>
           <w:bCs/>
@@ -5471,9 +4965,7 @@
       </w:r>
     </w:p>
     <w:p>
-      <w:pPr>
-        <w:pStyle w:val="BlockText"/>
-      </w:pPr>
+      <w:pPr/>
       <w:r>
         <w:t xml:space="preserve">The discovery (Palmer &amp; Claude 2026) that the rope winding angle θ_w</w:t>
       </w:r>
@@ -5515,9 +5007,7 @@
       </w:r>
     </w:p>
     <w:p>
-      <w:pPr>
-        <w:pStyle w:val="BlockText"/>
-      </w:pPr>
+      <w:pPr/>
       <w:r>
         <w:rPr>
           <w:iCs/>
@@ -5527,9 +5017,7 @@
       </w:r>
     </w:p>
     <w:p>
-      <w:pPr>
-        <w:pStyle w:val="FirstParagraph"/>
-      </w:pPr>
+      <w:pPr/>
       <w:r>
         <w:rPr>
           <w:bCs/>
@@ -5555,9 +5043,7 @@
       </w:r>
     </w:p>
     <w:p>
-      <w:pPr>
-        <w:pStyle w:val="BlockText"/>
-      </w:pPr>
+      <w:pPr/>
       <w:r>
         <w:t xml:space="preserve">The empirical correlation g_obs = g_bar/(1−exp(−√(g_bar/g†))), g† =</w:t>
       </w:r>
@@ -5605,9 +5091,7 @@
       </w:r>
     </w:p>
     <w:p>
-      <w:pPr>
-        <w:pStyle w:val="BlockText"/>
-      </w:pPr>
+      <w:pPr/>
       <w:r>
         <w:rPr>
           <w:iCs/>
@@ -5617,9 +5101,7 @@
       </w:r>
     </w:p>
     <w:p>
-      <w:pPr>
-        <w:pStyle w:val="FirstParagraph"/>
-      </w:pPr>
+      <w:pPr/>
       <w:r>
         <w:rPr>
           <w:bCs/>
@@ -5645,9 +5127,7 @@
       </w:r>
     </w:p>
     <w:p>
-      <w:pPr>
-        <w:pStyle w:val="BlockText"/>
-      </w:pPr>
+      <w:pPr/>
       <w:r>
         <w:t xml:space="preserve">The transition scale between Newtonian (g_obs = g_bar) and</w:t>
       </w:r>
@@ -5683,9 +5163,7 @@
       </w:r>
     </w:p>
     <w:p>
-      <w:pPr>
-        <w:pStyle w:val="BlockText"/>
-      </w:pPr>
+      <w:pPr/>
       <w:r>
         <w:rPr>
           <w:iCs/>
@@ -5709,9 +5187,7 @@
       </w:r>
     </w:p>
     <w:p>
-      <w:pPr>
-        <w:pStyle w:val="FirstParagraph"/>
-      </w:pPr>
+      <w:pPr/>
       <w:r>
         <w:rPr>
           <w:bCs/>
@@ -5737,9 +5213,7 @@
       </w:r>
     </w:p>
     <w:p>
-      <w:pPr>
-        <w:pStyle w:val="BlockText"/>
-      </w:pPr>
+      <w:pPr/>
       <w:r>
         <w:t xml:space="preserve">The tight empirical correlation between galaxy baryon mass and flat</w:t>
       </w:r>
@@ -5775,9 +5249,7 @@
       </w:r>
     </w:p>
     <w:p>
-      <w:pPr>
-        <w:pStyle w:val="BlockText"/>
-      </w:pPr>
+      <w:pPr/>
       <w:r>
         <w:rPr>
           <w:iCs/>
@@ -5787,9 +5259,7 @@
       </w:r>
     </w:p>
     <w:p>
-      <w:pPr>
-        <w:pStyle w:val="FirstParagraph"/>
-      </w:pPr>
+      <w:pPr/>
       <w:r>
         <w:rPr>
           <w:bCs/>
@@ -5799,9 +5269,7 @@
       </w:r>
     </w:p>
     <w:p>
-      <w:pPr>
-        <w:pStyle w:val="BodyText"/>
-      </w:pPr>
+      <w:pPr/>
       <w:r>
         <w:rPr>
           <w:bCs/>
@@ -5817,47 +5285,13 @@
       </w:r>
     </w:p>
     <w:p>
-      <w:pPr>
-        <w:pStyle w:val="BlockText"/>
-      </w:pPr>
-      <w:r>
-        <w:t xml:space="preserve">The probability of finding a particle at position x equals |ψ(x)|².</w:t>
-      </w:r>
-      <w:r>
-        <w:t xml:space="preserve"> </w:t>
-      </w:r>
-      <w:r>
-        <w:t xml:space="preserve">In rope language: the pilot wave amplitude |ψ(x)|² gives the density</w:t>
-      </w:r>
-      <w:r>
-        <w:t xml:space="preserve"> </w:t>
-      </w:r>
-      <w:r>
-        <w:t xml:space="preserve">of rope mode oscillation at x, and the kink is more likely to be found</w:t>
-      </w:r>
-      <w:r>
-        <w:t xml:space="preserve"> </w:t>
-      </w:r>
-      <w:r>
-        <w:t xml:space="preserve">where the rope oscillates more strongly. The Born rule is not</w:t>
-      </w:r>
-      <w:r>
-        <w:t xml:space="preserve"> </w:t>
-      </w:r>
-      <w:r>
-        <w:t xml:space="preserve">postulated but follows from the ergodic hypothesis applied to kink</w:t>
-      </w:r>
-      <w:r>
-        <w:t xml:space="preserve"> </w:t>
-      </w:r>
-      <w:r>
-        <w:t xml:space="preserve">position within the pilot wave.</w:t>
-      </w:r>
-    </w:p>
-    <w:p>
-      <w:pPr>
-        <w:pStyle w:val="BlockText"/>
-      </w:pPr>
+      <w:pPr/>
+      <w:r>
+        <w:t>The probability of finding a particle at position x equals |ψ(x)|². In rope language: the single-detector click RATE is benchmarked to scale as |ψ|² under threshold (nucleation) dynamics in the weak-field regime (QB-007); the interpretation of this scaling as the Born rule is CONDITIONAL on the threshold model being the correct physical description of detection, which is itself part of the conjecture under test — not a completed derivation.</w:t>
+      </w:r>
+    </w:p>
+    <w:p>
+      <w:pPr/>
       <w:r>
         <w:rPr>
           <w:iCs/>
@@ -5867,9 +5301,7 @@
       </w:r>
     </w:p>
     <w:p>
-      <w:pPr>
-        <w:pStyle w:val="FirstParagraph"/>
-      </w:pPr>
+      <w:pPr/>
       <w:r>
         <w:rPr>
           <w:bCs/>
@@ -5879,9 +5311,7 @@
       </w:r>
     </w:p>
     <w:p>
-      <w:pPr>
-        <w:pStyle w:val="BlockText"/>
-      </w:pPr>
+      <w:pPr/>
       <w:r>
         <w:t xml:space="preserve">The passage of a rope kink through a tension barrier higher than its</w:t>
       </w:r>
@@ -5917,9 +5347,7 @@
       </w:r>
     </w:p>
     <w:p>
-      <w:pPr>
-        <w:pStyle w:val="FirstParagraph"/>
-      </w:pPr>
+      <w:pPr/>
       <w:r>
         <w:rPr>
           <w:bCs/>
@@ -5935,9 +5363,7 @@
       </w:r>
     </w:p>
     <w:p>
-      <w:pPr>
-        <w:pStyle w:val="BlockText"/>
-      </w:pPr>
+      <w:pPr/>
       <w:r>
         <w:t xml:space="preserve">The amplitude of the rope pilot wave at position x. In rope language:</w:t>
       </w:r>
@@ -5961,9 +5387,7 @@
       </w:r>
     </w:p>
     <w:p>
-      <w:pPr>
-        <w:pStyle w:val="BlockText"/>
-      </w:pPr>
+      <w:pPr/>
       <w:r>
         <w:rPr>
           <w:iCs/>
@@ -5973,9 +5397,79 @@
       </w:r>
     </w:p>
     <w:p>
-      <w:pPr>
-        <w:pStyle w:val="FirstParagraph"/>
-      </w:pPr>
+      <w:r>
+        <w:rPr>
+          <w:b/>
+        </w:rPr>
+        <w:t xml:space="preserve">ENTANGLEMENT ★NEW</w:t>
+      </w:r>
+    </w:p>
+    <w:p>
+      <w:r>
+        <w:t xml:space="preserve">The registered BOUNDARY of the rope programme, not a solved item. A configuration-counting rope model provably cannot reproduce Bell/CHSH violation (QB-003 Failed, QB-005 negative). The single-particle statistics ARE mapped — indivisibility (from integer topology), Born-rate scaling, single-photon anticorrelation (QB-007–009) — and the residual gap is localized precisely to configuration-space guidance (QB-010): the identical race gives CHSH S = 1.42 in physical space vs 2.83 only when the configuration-space object is imported by hand. Retired as an ambition, preserved as an honest limit; a future non-classical rope structure is not claimed impossible, and none is claimed to exist.</w:t>
+      </w:r>
+    </w:p>
+    <w:p>
+      <w:r>
+        <w:t xml:space="preserve">See also: CHSH BOUNDARY, MEASUREMENT DECOMPOSITION, PILOT WAVE, BORN RULE</w:t>
+      </w:r>
+    </w:p>
+    <w:p>
+      <w:r>
+        <w:rPr>
+          <w:b/>
+        </w:rPr>
+        <w:t xml:space="preserve">CHSH BOUNDARY ★NEW</w:t>
+      </w:r>
+    </w:p>
+    <w:p>
+      <w:r>
+        <w:t xml:space="preserve">The quantitative wall between classical and quantum correlation. Local models are bounded by S ≤ 2; quantum mechanics and experiment reach S ≈ 2.83 (the Tsirel'son bound). The rope model reproduces the correlation's FUNCTIONAL FORM only when granted the nonlocal conditional (see ENTANGLEMENT); its own physical-space mechanics give S ≈ 1.42. The boundary is mapped to high precision, not crossed.</w:t>
+      </w:r>
+    </w:p>
+    <w:p>
+      <w:r>
+        <w:t xml:space="preserve">See also: ENTANGLEMENT, GAMMA IDENTIFICATION, MEASUREMENT DECOMPOSITION</w:t>
+      </w:r>
+    </w:p>
+    <w:p>
+      <w:r>
+        <w:rPr>
+          <w:b/>
+        </w:rPr>
+        <w:t xml:space="preserve">MEASUREMENT DECOMPOSITION ★NEW</w:t>
+      </w:r>
+    </w:p>
+    <w:p>
+      <w:r>
+        <w:t xml:space="preserve">The decomposition of the measurement problem into separable pieces (QB-007). INDIVISIBILITY — a detector fires all-or-nothing — is DERIVED from integer topology (you cannot tie half a knot). The single-site click RATE scales as |ψ|² under threshold dynamics (benchmarked, conditional on the threshold model). ANTICORRELATION — that only one detector fires — is the irreducible core: a classical threshold model is pinned at g²(0) ≥ 1 versus the measured ≈ 0.18, a registered negative repaired only by the conservation toy's imported instantaneous budget (QB-009).</w:t>
+      </w:r>
+    </w:p>
+    <w:p>
+      <w:r>
+        <w:t xml:space="preserve">See also: ENTANGLEMENT, BORN RULE, CHSH BOUNDARY</w:t>
+      </w:r>
+    </w:p>
+    <w:p>
+      <w:r>
+        <w:rPr>
+          <w:b/>
+        </w:rPr>
+        <w:t xml:space="preserve">GAMMA IDENTIFICATION (γ = 1) ★NEW</w:t>
+      </w:r>
+    </w:p>
+    <w:p>
+      <w:r>
+        <w:t xml:space="preserve">The detector-coupling angle that decides whether the rope model reproduces the quantum cosine. Fixed to γ = 1 by three independent constraints (QB-011): STRUCTURE — an energy detector squares the spinor half-angle amplitude, |cos(θ/2)|² = (1+cosθ)/2, projecting onto the S² base of the Hopf bundle, fibre-blind; CONSISTENCY — setting-relabeling antisymmetry forces γ to an odd integer, excluding γ = ½ a priori; DYNAMICS — the QB-007 threshold exponent p ≈ 2 gives γ = p/2 ≈ 1, excluding γ = 3. Note: distinct from the Lorentz factor γ and the twist–stretch locking constant γ = 1/sin²θ, which share the symbol. Conditional on the threshold model; does not itself cross the CHSH wall.</w:t>
+      </w:r>
+    </w:p>
+    <w:p>
+      <w:r>
+        <w:t xml:space="preserve">See also: CHSH BOUNDARY, ENTANGLEMENT, MEASUREMENT DECOMPOSITION</w:t>
+      </w:r>
+    </w:p>
+    <w:p>
+      <w:pPr/>
       <w:r>
         <w:rPr>
           <w:bCs/>
@@ -6001,9 +5495,7 @@
       </w:r>
     </w:p>
     <w:p>
-      <w:pPr>
-        <w:pStyle w:val="BlockText"/>
-      </w:pPr>
+      <w:pPr/>
       <w:r>
         <w:t xml:space="preserve">The property that no two identical fermions can occupy the same</w:t>
       </w:r>
@@ -6045,9 +5537,7 @@
       </w:r>
     </w:p>
     <w:p>
-      <w:pPr>
-        <w:pStyle w:val="BlockText"/>
-      </w:pPr>
+      <w:pPr/>
       <w:r>
         <w:rPr>
           <w:iCs/>
@@ -6057,9 +5547,7 @@
       </w:r>
     </w:p>
     <w:p>
-      <w:pPr>
-        <w:pStyle w:val="FirstParagraph"/>
-      </w:pPr>
+      <w:pPr/>
       <w:r>
         <w:rPr>
           <w:bCs/>
@@ -6085,9 +5573,7 @@
       </w:r>
     </w:p>
     <w:p>
-      <w:pPr>
-        <w:pStyle w:val="BlockText"/>
-      </w:pPr>
+      <w:pPr/>
       <w:r>
         <w:t xml:space="preserve">The impossibility of two electrons occupying the same quantum state</w:t>
       </w:r>
@@ -6117,9 +5603,7 @@
       </w:r>
     </w:p>
     <w:p>
-      <w:pPr>
-        <w:pStyle w:val="BlockText"/>
-      </w:pPr>
+      <w:pPr/>
       <w:r>
         <w:rPr>
           <w:iCs/>
@@ -6129,9 +5613,7 @@
       </w:r>
     </w:p>
     <w:p>
-      <w:pPr>
-        <w:pStyle w:val="FirstParagraph"/>
-      </w:pPr>
+      <w:pPr/>
       <w:r>
         <w:rPr>
           <w:bCs/>
@@ -6157,9 +5639,7 @@
       </w:r>
     </w:p>
     <w:p>
-      <w:pPr>
-        <w:pStyle w:val="BlockText"/>
-      </w:pPr>
+      <w:pPr/>
       <w:r>
         <w:t xml:space="preserve">The relativistic wave equation for spin-1/2 particles. In rope</w:t>
       </w:r>
@@ -6201,9 +5681,7 @@
       </w:r>
     </w:p>
     <w:p>
-      <w:pPr>
-        <w:pStyle w:val="BlockText"/>
-      </w:pPr>
+      <w:pPr/>
       <w:r>
         <w:rPr>
           <w:iCs/>
@@ -6213,9 +5691,7 @@
       </w:r>
     </w:p>
     <w:p>
-      <w:pPr>
-        <w:pStyle w:val="FirstParagraph"/>
-      </w:pPr>
+      <w:pPr/>
       <w:r>
         <w:rPr>
           <w:bCs/>
@@ -6225,9 +5701,7 @@
       </w:r>
     </w:p>
     <w:p>
-      <w:pPr>
-        <w:pStyle w:val="BodyText"/>
-      </w:pPr>
+      <w:pPr/>
       <w:r>
         <w:rPr>
           <w:bCs/>
@@ -6247,9 +5721,7 @@
       </w:r>
     </w:p>
     <w:p>
-      <w:pPr>
-        <w:pStyle w:val="BodyText"/>
-      </w:pPr>
+      <w:pPr/>
       <w:r>
         <w:t xml:space="preserve">The strong nuclear force identified as the rope-bundle contact force —</w:t>
       </w:r>
@@ -6321,9 +5793,7 @@
       </w:r>
     </w:p>
     <w:p>
-      <w:pPr>
-        <w:pStyle w:val="BodyText"/>
-      </w:pPr>
+      <w:pPr/>
       <w:r>
         <w:t xml:space="preserve">Standard model: the strong force is gluon exchange (QCD); precise but</w:t>
       </w:r>
@@ -6341,17 +5811,13 @@
       </w:r>
     </w:p>
     <w:p>
-      <w:pPr>
-        <w:pStyle w:val="BodyText"/>
-      </w:pPr>
+      <w:pPr/>
       <w:r>
         <w:t xml:space="preserve">See also: ROPE BUNDLE, QCD STRING, NUCLEON KNOT</w:t>
       </w:r>
     </w:p>
     <w:p>
-      <w:pPr>
-        <w:pStyle w:val="BodyText"/>
-      </w:pPr>
+      <w:pPr/>
       <w:r>
         <w:rPr>
           <w:bCs/>
@@ -6361,9 +5827,7 @@
       </w:r>
     </w:p>
     <w:p>
-      <w:pPr>
-        <w:pStyle w:val="BodyText"/>
-      </w:pPr>
+      <w:pPr/>
       <w:r>
         <w:t xml:space="preserve">A proton or neutron as a complete three-sub-knot cluster (uud, udd).</w:t>
       </w:r>
@@ -6393,17 +5857,13 @@
       </w:r>
     </w:p>
     <w:p>
-      <w:pPr>
-        <w:pStyle w:val="BodyText"/>
-      </w:pPr>
+      <w:pPr/>
       <w:r>
         <w:t xml:space="preserve">See also: QUARK SUB-KNOT, NUCLEAR BINDING (MODE OVERLAP), ATOMIC MASS</w:t>
       </w:r>
     </w:p>
     <w:p>
-      <w:pPr>
-        <w:pStyle w:val="BodyText"/>
-      </w:pPr>
+      <w:pPr/>
       <w:r>
         <w:rPr>
           <w:bCs/>
@@ -6413,9 +5873,7 @@
       </w:r>
     </w:p>
     <w:p>
-      <w:pPr>
-        <w:pStyle w:val="BodyText"/>
-      </w:pPr>
+      <w:pPr/>
       <w:r>
         <w:t xml:space="preserve">Nuclear binding energy identified as rope mode-overlap energy — the</w:t>
       </w:r>
@@ -6457,17 +5915,13 @@
       </w:r>
     </w:p>
     <w:p>
-      <w:pPr>
-        <w:pStyle w:val="BodyText"/>
-      </w:pPr>
+      <w:pPr/>
       <w:r>
         <w:t xml:space="preserve">See also: STRONG FORCE AS BUNDLE CONTACT, ATOMIC MASS</w:t>
       </w:r>
     </w:p>
     <w:p>
-      <w:pPr>
-        <w:pStyle w:val="BodyText"/>
-      </w:pPr>
+      <w:pPr/>
       <w:r>
         <w:rPr>
           <w:bCs/>
@@ -6477,9 +5931,7 @@
       </w:r>
     </w:p>
     <w:p>
-      <w:pPr>
-        <w:pStyle w:val="BodyText"/>
-      </w:pPr>
+      <w:pPr/>
       <w:r>
         <w:t xml:space="preserve">An atom’s mass as the sum of its nucleon-knot masses minus the nuclear</w:t>
       </w:r>
@@ -6533,17 +5985,13 @@
       </w:r>
     </w:p>
     <w:p>
-      <w:pPr>
-        <w:pStyle w:val="BodyText"/>
-      </w:pPr>
+      <w:pPr/>
       <w:r>
         <w:t xml:space="preserve">See also: NUCLEON KNOT, NUCLEAR BINDING (MODE OVERLAP)</w:t>
       </w:r>
     </w:p>
     <w:p>
-      <w:pPr>
-        <w:pStyle w:val="BodyText"/>
-      </w:pPr>
+      <w:pPr/>
       <w:r>
         <w:rPr>
           <w:bCs/>
@@ -6569,9 +6017,7 @@
       </w:r>
     </w:p>
     <w:p>
-      <w:pPr>
-        <w:pStyle w:val="BlockText"/>
-      </w:pPr>
+      <w:pPr/>
       <w:r>
         <w:t xml:space="preserve">The rope bundle between two quark sub-knots, providing the strong</w:t>
       </w:r>
@@ -6601,17 +6047,13 @@
       </w:r>
     </w:p>
     <w:p>
-      <w:pPr>
-        <w:pStyle w:val="BlockText"/>
-      </w:pPr>
+      <w:pPr/>
       <w:r>
         <w:t xml:space="preserve">k_QCD = (m_p c^2 / V_nucleon) x (hbar / m_pi c)^2 = 1.17e5 N</w:t>
       </w:r>
     </w:p>
     <w:p>
-      <w:pPr>
-        <w:pStyle w:val="BlockText"/>
-      </w:pPr>
+      <w:pPr/>
       <w:r>
         <w:rPr>
           <w:iCs/>
@@ -6621,9 +6063,7 @@
       </w:r>
     </w:p>
     <w:p>
-      <w:pPr>
-        <w:pStyle w:val="FirstParagraph"/>
-      </w:pPr>
+      <w:pPr/>
       <w:r>
         <w:rPr>
           <w:bCs/>
@@ -6649,9 +6089,7 @@
       </w:r>
     </w:p>
     <w:p>
-      <w:pPr>
-        <w:pStyle w:val="BlockText"/>
-      </w:pPr>
+      <w:pPr/>
       <w:r>
         <w:t xml:space="preserve">The impossibility of isolating a single quark. In rope language: quark</w:t>
       </w:r>
@@ -6693,9 +6131,7 @@
       </w:r>
     </w:p>
     <w:p>
-      <w:pPr>
-        <w:pStyle w:val="BlockText"/>
-      </w:pPr>
+      <w:pPr/>
       <w:r>
         <w:rPr>
           <w:iCs/>
@@ -6705,9 +6141,7 @@
       </w:r>
     </w:p>
     <w:p>
-      <w:pPr>
-        <w:pStyle w:val="FirstParagraph"/>
-      </w:pPr>
+      <w:pPr/>
       <w:r>
         <w:rPr>
           <w:bCs/>
@@ -6733,9 +6167,7 @@
       </w:r>
     </w:p>
     <w:p>
-      <w:pPr>
-        <w:pStyle w:val="BlockText"/>
-      </w:pPr>
+      <w:pPr/>
       <w:r>
         <w:t xml:space="preserve">The density at which pion-scale rope bundles first satisfy the contact</w:t>
       </w:r>
@@ -6771,9 +6203,7 @@
       </w:r>
     </w:p>
     <w:p>
-      <w:pPr>
-        <w:pStyle w:val="BlockText"/>
-      </w:pPr>
+      <w:pPr/>
       <w:r>
         <w:t xml:space="preserve">n_nuclear = (m_pi c / hbar)^3 [contact threshold at pion coherence</w:t>
       </w:r>
@@ -6785,9 +6215,7 @@
       </w:r>
     </w:p>
     <w:p>
-      <w:pPr>
-        <w:pStyle w:val="BlockText"/>
-      </w:pPr>
+      <w:pPr/>
       <w:r>
         <w:rPr>
           <w:iCs/>
@@ -6797,9 +6225,7 @@
       </w:r>
     </w:p>
     <w:p>
-      <w:pPr>
-        <w:pStyle w:val="FirstParagraph"/>
-      </w:pPr>
+      <w:pPr/>
       <w:r>
         <w:rPr>
           <w:bCs/>
@@ -6825,9 +6251,7 @@
       </w:r>
     </w:p>
     <w:p>
-      <w:pPr>
-        <w:pStyle w:val="BlockText"/>
-      </w:pPr>
+      <w:pPr/>
       <w:r>
         <w:t xml:space="preserve">The lightest massive rope kink on the quark bundle system. Its mass</w:t>
       </w:r>
@@ -6857,9 +6281,7 @@
       </w:r>
     </w:p>
     <w:p>
-      <w:pPr>
-        <w:pStyle w:val="BlockText"/>
-      </w:pPr>
+      <w:pPr/>
       <w:r>
         <w:rPr>
           <w:iCs/>
@@ -6883,9 +6305,7 @@
       </w:r>
     </w:p>
     <w:p>
-      <w:pPr>
-        <w:pStyle w:val="FirstParagraph"/>
-      </w:pPr>
+      <w:pPr/>
       <w:r>
         <w:rPr>
           <w:bCs/>
@@ -6911,9 +6331,7 @@
       </w:r>
     </w:p>
     <w:p>
-      <w:pPr>
-        <w:pStyle w:val="BlockText"/>
-      </w:pPr>
+      <w:pPr/>
       <w:r>
         <w:t xml:space="preserve">The phenomenon that nuclear matter reaches a fixed density (~0.17</w:t>
       </w:r>
@@ -6955,9 +6373,7 @@
       </w:r>
     </w:p>
     <w:p>
-      <w:pPr>
-        <w:pStyle w:val="BlockText"/>
-      </w:pPr>
+      <w:pPr/>
       <w:r>
         <w:rPr>
           <w:iCs/>
@@ -6967,9 +6383,7 @@
       </w:r>
     </w:p>
     <w:p>
-      <w:pPr>
-        <w:pStyle w:val="FirstParagraph"/>
-      </w:pPr>
+      <w:pPr/>
       <w:r>
         <w:rPr>
           <w:bCs/>
@@ -6995,9 +6409,7 @@
       </w:r>
     </w:p>
     <w:p>
-      <w:pPr>
-        <w:pStyle w:val="BlockText"/>
-      </w:pPr>
+      <w:pPr/>
       <w:r>
         <w:t xml:space="preserve">The nuclear potential from one-pion exchange. In rope language: the</w:t>
       </w:r>
@@ -7039,9 +6451,7 @@
       </w:r>
     </w:p>
     <w:p>
-      <w:pPr>
-        <w:pStyle w:val="BlockText"/>
-      </w:pPr>
+      <w:pPr/>
       <w:r>
         <w:rPr>
           <w:iCs/>
@@ -7051,9 +6461,7 @@
       </w:r>
     </w:p>
     <w:p>
-      <w:pPr>
-        <w:pStyle w:val="FirstParagraph"/>
-      </w:pPr>
+      <w:pPr/>
       <w:r>
         <w:rPr>
           <w:bCs/>
@@ -7079,9 +6487,7 @@
       </w:r>
     </w:p>
     <w:p>
-      <w:pPr>
-        <w:pStyle w:val="BlockText"/>
-      </w:pPr>
+      <w:pPr/>
       <w:r>
         <w:t xml:space="preserve">The energy released when nucleons form a nucleus. A Level 2 RESIDUAL</w:t>
       </w:r>
@@ -7117,9 +6523,7 @@
       </w:r>
     </w:p>
     <w:p>
-      <w:pPr>
-        <w:pStyle w:val="BlockText"/>
-      </w:pPr>
+      <w:pPr/>
       <w:r>
         <w:rPr>
           <w:iCs/>
@@ -7143,9 +6547,7 @@
       </w:r>
     </w:p>
     <w:p>
-      <w:pPr>
-        <w:pStyle w:val="FirstParagraph"/>
-      </w:pPr>
+      <w:pPr/>
       <w:r>
         <w:rPr>
           <w:bCs/>
@@ -7155,9 +6557,7 @@
       </w:r>
     </w:p>
     <w:p>
-      <w:pPr>
-        <w:pStyle w:val="BodyText"/>
-      </w:pPr>
+      <w:pPr/>
       <w:r>
         <w:rPr>
           <w:bCs/>
@@ -7183,9 +6583,7 @@
       </w:r>
     </w:p>
     <w:p>
-      <w:pPr>
-        <w:pStyle w:val="BlockText"/>
-      </w:pPr>
+      <w:pPr/>
       <w:r>
         <w:t xml:space="preserve">The effective number of rope pairs per unit volume at coherence scale</w:t>
       </w:r>
@@ -7227,17 +6625,13 @@
       </w:r>
     </w:p>
     <w:p>
-      <w:pPr>
-        <w:pStyle w:val="BlockText"/>
-      </w:pPr>
+      <w:pPr/>
       <w:r>
         <w:t xml:space="preserve">n_rope = (2*pi/3) * n_local^2 * lambda_c^3</w:t>
       </w:r>
     </w:p>
     <w:p>
-      <w:pPr>
-        <w:pStyle w:val="FirstParagraph"/>
-      </w:pPr>
+      <w:pPr/>
       <w:r>
         <w:rPr>
           <w:bCs/>
@@ -7263,9 +6657,7 @@
       </w:r>
     </w:p>
     <w:p>
-      <w:pPr>
-        <w:pStyle w:val="BlockText"/>
-      </w:pPr>
+      <w:pPr/>
       <w:r>
         <w:t xml:space="preserve">The Level 1 force from dense rope bundles (N_eff ≫ 1). The energy of</w:t>
       </w:r>
@@ -7295,9 +6687,7 @@
       </w:r>
     </w:p>
     <w:p>
-      <w:pPr>
-        <w:pStyle w:val="BlockText"/>
-      </w:pPr>
+      <w:pPr/>
       <w:r>
         <w:rPr>
           <w:iCs/>
@@ -7307,9 +6697,7 @@
       </w:r>
     </w:p>
     <w:p>
-      <w:pPr>
-        <w:pStyle w:val="FirstParagraph"/>
-      </w:pPr>
+      <w:pPr/>
       <w:r>
         <w:rPr>
           <w:bCs/>
@@ -7335,9 +6723,7 @@
       </w:r>
     </w:p>
     <w:p>
-      <w:pPr>
-        <w:pStyle w:val="BlockText"/>
-      </w:pPr>
+      <w:pPr/>
       <w:r>
         <w:t xml:space="preserve">A Level 2 force arising from quantum fluctuations in Level 1 rope</w:t>
       </w:r>
@@ -7373,9 +6759,7 @@
       </w:r>
     </w:p>
     <w:p>
-      <w:pPr>
-        <w:pStyle w:val="BlockText"/>
-      </w:pPr>
+      <w:pPr/>
       <w:r>
         <w:rPr>
           <w:iCs/>
@@ -7399,9 +6783,7 @@
       </w:r>
     </w:p>
     <w:p>
-      <w:pPr>
-        <w:pStyle w:val="FirstParagraph"/>
-      </w:pPr>
+      <w:pPr/>
       <w:r>
         <w:rPr>
           <w:bCs/>
@@ -7427,9 +6809,7 @@
       </w:r>
     </w:p>
     <w:p>
-      <w:pPr>
-        <w:pStyle w:val="BlockText"/>
-      </w:pPr>
+      <w:pPr/>
       <w:r>
         <w:t xml:space="preserve">The geometric prefactor in the rope bundle contact force formula.</w:t>
       </w:r>
@@ -7465,9 +6845,7 @@
       </w:r>
     </w:p>
     <w:p>
-      <w:pPr>
-        <w:pStyle w:val="FirstParagraph"/>
-      </w:pPr>
+      <w:pPr/>
       <w:r>
         <w:rPr>
           <w:bCs/>
@@ -7493,9 +6871,7 @@
       </w:r>
     </w:p>
     <w:p>
-      <w:pPr>
-        <w:pStyle w:val="BlockText"/>
-      </w:pPr>
+      <w:pPr/>
       <w:r>
         <w:t xml:space="preserve">The discovery that physical forces divide into exactly two categories:</w:t>
       </w:r>
@@ -7543,9 +6919,7 @@
       </w:r>
     </w:p>
     <w:p>
-      <w:pPr>
-        <w:pStyle w:val="BlockText"/>
-      </w:pPr>
+      <w:pPr/>
       <w:r>
         <w:rPr>
           <w:iCs/>
@@ -7569,9 +6943,7 @@
       </w:r>
     </w:p>
     <w:p>
-      <w:pPr>
-        <w:pStyle w:val="FirstParagraph"/>
-      </w:pPr>
+      <w:pPr/>
       <w:r>
         <w:rPr>
           <w:bCs/>
@@ -7581,9 +6953,7 @@
       </w:r>
     </w:p>
     <w:p>
-      <w:pPr>
-        <w:pStyle w:val="BodyText"/>
-      </w:pPr>
+      <w:pPr/>
       <w:r>
         <w:rPr>
           <w:bCs/>
@@ -7609,9 +6979,7 @@
       </w:r>
     </w:p>
     <w:p>
-      <w:pPr>
-        <w:pStyle w:val="BlockText"/>
-      </w:pPr>
+      <w:pPr/>
       <w:r>
         <w:t xml:space="preserve">The canonical quantisation of the rope wave field: promoting the</w:t>
       </w:r>
@@ -7647,9 +7015,7 @@
       </w:r>
     </w:p>
     <w:p>
-      <w:pPr>
-        <w:pStyle w:val="BlockText"/>
-      </w:pPr>
+      <w:pPr/>
       <w:r>
         <w:rPr>
           <w:iCs/>
@@ -7673,9 +7039,7 @@
       </w:r>
     </w:p>
     <w:p>
-      <w:pPr>
-        <w:pStyle w:val="FirstParagraph"/>
-      </w:pPr>
+      <w:pPr/>
       <w:r>
         <w:rPr>
           <w:bCs/>
@@ -7701,9 +7065,7 @@
       </w:r>
     </w:p>
     <w:p>
-      <w:pPr>
-        <w:pStyle w:val="BlockText"/>
-      </w:pPr>
+      <w:pPr/>
       <w:r>
         <w:t xml:space="preserve">The non-zero vacuum expectation ⟨0|ű²|0⟩ ≠ 0 in the quantised rope</w:t>
       </w:r>
@@ -7745,9 +7107,7 @@
       </w:r>
     </w:p>
     <w:p>
-      <w:pPr>
-        <w:pStyle w:val="BlockText"/>
-      </w:pPr>
+      <w:pPr/>
       <w:r>
         <w:rPr>
           <w:iCs/>
@@ -7757,9 +7117,7 @@
       </w:r>
     </w:p>
     <w:p>
-      <w:pPr>
-        <w:pStyle w:val="FirstParagraph"/>
-      </w:pPr>
+      <w:pPr/>
       <w:r>
         <w:rPr>
           <w:bCs/>
@@ -7785,9 +7143,7 @@
       </w:r>
     </w:p>
     <w:p>
-      <w:pPr>
-        <w:pStyle w:val="BlockText"/>
-      </w:pPr>
+      <w:pPr/>
       <w:r>
         <w:t xml:space="preserve">The attraction between parallel conducting plates from zero-point rope</w:t>
       </w:r>
@@ -7829,9 +7185,7 @@
       </w:r>
     </w:p>
     <w:p>
-      <w:pPr>
-        <w:pStyle w:val="BlockText"/>
-      </w:pPr>
+      <w:pPr/>
       <w:r>
         <w:t xml:space="preserve">P_Casimir = -pi^2 hbar c / (240 d^4) [confirmed at d=100nm: P=13</w:t>
       </w:r>
@@ -7843,9 +7197,7 @@
       </w:r>
     </w:p>
     <w:p>
-      <w:pPr>
-        <w:pStyle w:val="BlockText"/>
-      </w:pPr>
+      <w:pPr/>
       <w:r>
         <w:rPr>
           <w:iCs/>
@@ -7855,9 +7207,7 @@
       </w:r>
     </w:p>
     <w:p>
-      <w:pPr>
-        <w:pStyle w:val="FirstParagraph"/>
-      </w:pPr>
+      <w:pPr/>
       <w:r>
         <w:rPr>
           <w:bCs/>
@@ -7883,9 +7233,7 @@
       </w:r>
     </w:p>
     <w:p>
-      <w:pPr>
-        <w:pStyle w:val="BlockText"/>
-      </w:pPr>
+      <w:pPr/>
       <w:r>
         <w:t xml:space="preserve">The Level 2 residual force between neutral atoms from correlated</w:t>
       </w:r>
@@ -7933,9 +7281,7 @@
       </w:r>
     </w:p>
     <w:p>
-      <w:pPr>
-        <w:pStyle w:val="BlockText"/>
-      </w:pPr>
+      <w:pPr/>
       <w:r>
         <w:t xml:space="preserve">C6(H) = (3/4) * alpha_pol^2 * I_H = 7.59 a.u. [obs: 6.50 a.u.; 17%</w:t>
       </w:r>
@@ -7947,9 +7293,7 @@
       </w:r>
     </w:p>
     <w:p>
-      <w:pPr>
-        <w:pStyle w:val="BlockText"/>
-      </w:pPr>
+      <w:pPr/>
       <w:r>
         <w:rPr>
           <w:iCs/>
@@ -7973,9 +7317,7 @@
       </w:r>
     </w:p>
     <w:p>
-      <w:pPr>
-        <w:pStyle w:val="FirstParagraph"/>
-      </w:pPr>
+      <w:pPr/>
       <w:r>
         <w:rPr>
           <w:bCs/>
@@ -8001,9 +7343,7 @@
       </w:r>
     </w:p>
     <w:p>
-      <w:pPr>
-        <w:pStyle w:val="BlockText"/>
-      </w:pPr>
+      <w:pPr/>
       <w:r>
         <w:t xml:space="preserve">The wave equation for a massive rope field with spring term k_s:</w:t>
       </w:r>
@@ -8039,9 +7379,7 @@
       </w:r>
     </w:p>
     <w:p>
-      <w:pPr>
-        <w:pStyle w:val="BlockText"/>
-      </w:pPr>
+      <w:pPr/>
       <w:r>
         <w:rPr>
           <w:iCs/>
@@ -8051,9 +7389,7 @@
       </w:r>
     </w:p>
     <w:p>
-      <w:pPr>
-        <w:pStyle w:val="FirstParagraph"/>
-      </w:pPr>
+      <w:pPr/>
       <w:r>
         <w:rPr>
           <w:bCs/>
@@ -8079,9 +7415,7 @@
       </w:r>
     </w:p>
     <w:p>
-      <w:pPr>
-        <w:pStyle w:val="BlockText"/>
-      </w:pPr>
+      <w:pPr/>
       <w:r>
         <w:t xml:space="preserve">The van der Waals coefficient from second-order quantum rope</w:t>
       </w:r>
@@ -8123,9 +7457,7 @@
       </w:r>
     </w:p>
     <w:p>
-      <w:pPr>
-        <w:pStyle w:val="BlockText"/>
-      </w:pPr>
+      <w:pPr/>
       <w:r>
         <w:rPr>
           <w:iCs/>
@@ -8135,9 +7467,7 @@
       </w:r>
     </w:p>
     <w:p>
-      <w:pPr>
-        <w:pStyle w:val="FirstParagraph"/>
-      </w:pPr>
+      <w:pPr/>
       <w:r>
         <w:rPr>
           <w:bCs/>
@@ -8147,17 +7477,13 @@
       </w:r>
     </w:p>
     <w:p>
-      <w:pPr>
-        <w:pStyle w:val="BodyText"/>
-      </w:pPr>
-      <w:r>
-        <w:t xml:space="preserve">133 terms · 16 categories · Version 4</w:t>
-      </w:r>
-    </w:p>
-    <w:p>
-      <w:pPr>
-        <w:pStyle w:val="BodyText"/>
-      </w:pPr>
+      <w:pPr/>
+      <w:r>
+        <w:t>137 terms · 16 categories · Version 4 (quantum-measurement arc addendum: ENTANGLEMENT, CHSH BOUNDARY, MEASUREMENT DECOMPOSITION, GAMMA IDENTIFICATION)</w:t>
+      </w:r>
+    </w:p>
+    <w:p>
+      <w:pPr/>
       <w:r>
         <w:t xml:space="preserve">Terms marked ★ are those where the rope model provides a genuinely new</w:t>
       </w:r>
@@ -8175,9 +7501,7 @@
       </w:r>
     </w:p>
     <w:p>
-      <w:pPr>
-        <w:pStyle w:val="BodyText"/>
-      </w:pPr>
+      <w:pPr/>
       <w:r>
         <w:rPr>
           <w:iCs/>
@@ -8298,13 +7622,7 @@
     </w:p>
     <w:p>
       <w:r>
-        <w:rPr>
-          <w:b/>
-        </w:rPr>
-        <w:t xml:space="preserve">Quantum equilibrium. </w:t>
-      </w:r>
-      <w:r>
-        <w:t>The requirement that hidden variables be Born-distributed, with dynamics preserving that measure. The fifth necessary condition for any nonlocal (pilot-wave-type) account of entanglement -- statistical rather than structural, and not established for the rope network.</w:t>
+        <w:t>Quantum equilibrium. In pilot-wave theories, the requirement that hidden variables be Born-distributed. In the rope corpus this is noted as a CONDITION such theories assume, not a result the rope model derives; the model does not reproduce Bell/CHSH violation in its present form (see ENTANGLEMENT).</w:t>
       </w:r>
     </w:p>
     <w:p>
@@ -8416,13 +7734,7 @@
     </w:p>
     <w:p>
       <w:r>
-        <w:rPr>
-          <w:b/>
-        </w:rPr>
-        <w:t xml:space="preserve">Quantum equilibrium (fifth condition). </w:t>
-      </w:r>
-      <w:r>
-        <w:t>For a nonlocal substrate to yield Bell correlations without signaling, its hidden variables must be Born-distributed and stay so (equivariance). Not established for the rope network; the statistical half of the quantum wall.</w:t>
+        <w:t>Quantum equilibrium (fifth condition). For any nonlocal substrate to yield Bell correlations without signalling, its hidden variables must be Born-distributed. Stated here as an imported condition of pilot-wave accounts, NOT as something the rope model achieves — the configuration-counting form provably cannot cross the CHSH bound (see ENTANGLEMENT, CHSH BOUNDARY).</w:t>
       </w:r>
     </w:p>
     <w:sectPr>

--- a/papers/_sources/rope_glossary_v4.docx
+++ b/papers/_sources/rope_glossary_v4.docx
@@ -535,43 +535,7 @@
     <w:p>
       <w:pPr/>
       <w:r>
-        <w:t xml:space="preserve">In Gaede’s original formulation: individual ropes interpenetrate</w:t>
-      </w:r>
-      <w:r>
-        <w:t xml:space="preserve"> </w:t>
-      </w:r>
-      <w:r>
-        <w:t xml:space="preserve">freely (unlike matter). This is correct for single ropes. HOWEVER: the</w:t>
-      </w:r>
-      <w:r>
-        <w:t xml:space="preserve"> </w:t>
-      </w:r>
-      <w:r>
-        <w:t xml:space="preserve">rope bundle theory shows that dense collections of ropes (N_eff ≫ 1)</w:t>
-      </w:r>
-      <w:r>
-        <w:t xml:space="preserve"> </w:t>
-      </w:r>
-      <w:r>
-        <w:t xml:space="preserve">generate CONTACT FORCES that resist penetration. Macroscopic solidity,</w:t>
-      </w:r>
-      <w:r>
-        <w:t xml:space="preserve"> </w:t>
-      </w:r>
-      <w:r>
-        <w:t xml:space="preserve">hardness, and impenetrability emerge from the contact condition N_eff</w:t>
-      </w:r>
-      <w:r>
-        <w:t xml:space="preserve"> </w:t>
-      </w:r>
-      <w:r>
-        <w:t xml:space="preserve">= n_rope × λ_c³ ≫ 1. Individual ropes interpenetrate; rope bundles</w:t>
-      </w:r>
-      <w:r>
-        <w:t xml:space="preserve"> </w:t>
-      </w:r>
-      <w:r>
-        <w:t xml:space="preserve">resist penetration when the coherence volume contains many ropes.</w:t>
+        <w:t>In Gaede’s original formulation: individual ropes interpenetrate freely (unlike matter). This is correct for single ropes. HOWEVER: the rope bundle theory shows that dense collections of ropes (N_eff ≫ 1) generate CONTACT FORCES that resist penetration. Macroscopic solidity, hardness, and impenetrability emerge from the contact condition N_eff = n_rope × λ_c³ ≫ 1. Individual ropes interpenetrate; rope bundles resist penetration when the coherence volume contains many ropes. UPDATE (July 2026, FND-KIN-005): the dynamical half is now verified — net topological counts (charge-class quantities) are identity-protected through ALL smooth events including pair creation/annihilation (boundary count exact to machine precision through a measured annihilation), and the contact overlap is finite at zero separation. The framework contains no crossing axiom at any level, and needs none: interpenetration is primitive, tangibility is emergent density energetics, and conservation is arithmetic.</w:t>
       </w:r>
     </w:p>
     <w:p>

--- a/papers/_sources/rope_glossary_v4.docx
+++ b/papers/_sources/rope_glossary_v4.docx
@@ -1605,49 +1605,7 @@
     <w:p>
       <w:pPr/>
       <w:r>
-        <w:t xml:space="preserve">The resistance of a topological rope knot (atom, nucleus, or electron)</w:t>
-      </w:r>
-      <w:r>
-        <w:t xml:space="preserve"> </w:t>
-      </w:r>
-      <w:r>
-        <w:t xml:space="preserve">to acceleration, arising from the coupling of left-mover and</w:t>
-      </w:r>
-      <w:r>
-        <w:t xml:space="preserve"> </w:t>
-      </w:r>
-      <w:r>
-        <w:t xml:space="preserve">right-mover rope excitations within the knot structure. In the Dirac</w:t>
-      </w:r>
-      <w:r>
-        <w:t xml:space="preserve"> </w:t>
-      </w:r>
-      <w:r>
-        <w:t xml:space="preserve">rope picture: mass = inter-strand coupling frequency m =</w:t>
-      </w:r>
-      <w:r>
-        <w:t xml:space="preserve"> </w:t>
-      </w:r>
-      <w:r>
-        <w:t xml:space="preserve">ℏΩ_coupling/c². For massless photons: no inter-strand coupling, no</w:t>
-      </w:r>
-      <w:r>
-        <w:t xml:space="preserve"> </w:t>
-      </w:r>
-      <w:r>
-        <w:t xml:space="preserve">mass. For massive particles: the background rope network couples the</w:t>
-      </w:r>
-      <w:r>
-        <w:t xml:space="preserve"> </w:t>
-      </w:r>
-      <w:r>
-        <w:t xml:space="preserve">two strands of the knot, giving it inertia. Mass is the energy of the</w:t>
-      </w:r>
-      <w:r>
-        <w:t xml:space="preserve"> </w:t>
-      </w:r>
-      <w:r>
-        <w:t xml:space="preserve">topological distortion at the hub divided by c²: m = E_knot/c².</w:t>
+        <w:t>The resistance of a topological rope knot (atom, nucleus, or electron) to acceleration, arising from the coupling of left-mover and right-mover rope excitations within the knot structure. In the Dirac rope picture: mass = inter-strand coupling frequency m = ℏΩ_coupling/c². For massless photons: no inter-strand coupling, no mass. For massive particles: the background rope network couples the two strands of the knot, giving it inertia. Mass is the energy of the topological distortion at the hub divided by c²: m = E_knot/c². SCOPE NOTE (GRV-036): this is the PARTICLE-sector inertial definition. The gravitating mass is total stress-energy (strand energy gravitates knotted or not; E = mc^2 is the bridge). The two coincide for particles and separate for black holes, whose mass is the tension energy of the interior comb -- no knots required, the way a box of light has mass with no rest-mass carriers inside.</w:t>
       </w:r>
     </w:p>
     <w:p>
@@ -2399,31 +2357,7 @@
     <w:p>
       <w:pPr/>
       <w:r>
-        <w:t xml:space="preserve">Two events are simultaneous if they occur at the same phase of the</w:t>
-      </w:r>
-      <w:r>
-        <w:t xml:space="preserve"> </w:t>
-      </w:r>
-      <w:r>
-        <w:t xml:space="preserve">rope wave. Relativity of simultaneity: different observers’ ropes are</w:t>
-      </w:r>
-      <w:r>
-        <w:t xml:space="preserve"> </w:t>
-      </w:r>
-      <w:r>
-        <w:t xml:space="preserve">in relative motion, so their wave phases don’t agree. The rope gives a</w:t>
-      </w:r>
-      <w:r>
-        <w:t xml:space="preserve"> </w:t>
-      </w:r>
-      <w:r>
-        <w:t xml:space="preserve">preferred local simultaneity (proper time) but no global absolute</w:t>
-      </w:r>
-      <w:r>
-        <w:t xml:space="preserve"> </w:t>
-      </w:r>
-      <w:r>
-        <w:t xml:space="preserve">simultaneity.</w:t>
+        <w:t>Two events are simultaneous if they occur at the same phase of the rope wave. Relativity of simultaneity: different observers' ropes are in relative motion, so their wave phases don't agree -- no DETECTABLE global simultaneity exists for strand-made observers. Ontologically, however, the weave's rest frame (QB-008) defines a preferred universal simultaneity; it is hidden from every sub-lattice probe by the (ka)^2 suppression theorem (FND-REL-002), not absent. Hidden and nonexistent are different claims, and the rope model makes the first.</w:t>
       </w:r>
     </w:p>
     <w:p>
@@ -2473,6 +2407,30 @@
       </w:r>
     </w:p>
     <w:p>
+      <w:r>
+        <w:rPr>
+          <w:b/>
+        </w:rPr>
+        <w:t>TIME ★NEW</w:t>
+      </w:r>
+    </w:p>
+    <w:p>
+      <w:r>
+        <w:rPr>
+          <w:b w:val="0"/>
+        </w:rPr>
+        <w:t>Strands moving. There is no time-substance in the rope ontology -- no fourth ingredient flowing beneath the network. 'Time passing' IS configurations cycling: one oscillation of a kink's pilot wave is the fundamental tick, and every clock (see CLOCK) is some periodic strand process counting its own loops. Consequences, stated plainly: the past is not a place but a configuration the weave no longer occupies -- it has no address, so 'travel to the past' fails as grammar, not as engineering; proper time is a COUNT of oscillations (see PROPER TIME), and counts only accumulate, so reversing time would require un-happening events, which the derived irreversibility of detection and thermodynamics forbids; forward 'time travel' is real but is differential aging (fewer loops cycled), not displacement. The weave's rest frame (QB-008) defines an ontological universal now -- hidden from every strand-made probe (FND-REL-002) but present -- so the ontology is presentist: one universe, one state, the current one. Time is not a river you could swim against; it is the swimming.</w:t>
+      </w:r>
+    </w:p>
+    <w:p>
+      <w:r>
+        <w:rPr>
+          <w:b w:val="0"/>
+        </w:rPr>
+        <w:t>See also: CLOCK, PROPER TIME, SIMULTANEITY, LORENTZ FACTOR</w:t>
+      </w:r>
+    </w:p>
+    <w:p>
       <w:pPr/>
       <w:r>
         <w:rPr>
@@ -2485,25 +2443,7 @@
     <w:p>
       <w:pPr/>
       <w:r>
-        <w:t xml:space="preserve">Any periodic process in the rope network. The fundamental clock is one</w:t>
-      </w:r>
-      <w:r>
-        <w:t xml:space="preserve"> </w:t>
-      </w:r>
-      <w:r>
-        <w:t xml:space="preserve">oscillation of a kink’s pilot wave. Time flows at the rate of these</w:t>
-      </w:r>
-      <w:r>
-        <w:t xml:space="preserve"> </w:t>
-      </w:r>
-      <w:r>
-        <w:t xml:space="preserve">oscillations. Clocks slow down in a gravitational field because the</w:t>
-      </w:r>
-      <w:r>
-        <w:t xml:space="preserve"> </w:t>
-      </w:r>
-      <w:r>
-        <w:t xml:space="preserve">rope tension is higher there, which changes μ and the wave speed.</w:t>
+        <w:t>Any periodic process in the rope network. The fundamental clock is one oscillation of a kink’s pilot wave. Time flows at the rate of these oscillations. Clocks slow down in a gravitational field because a mass conditions the surrounding medium, and the derived effective metric (the gravity sector's GRV-025/029 chain) sets the local rate of every strand oscillation -- all clocks together, which is why the slowing is universal.</w:t>
       </w:r>
     </w:p>
     <w:p>

--- a/papers/_sources/rope_glossary_v4.docx
+++ b/papers/_sources/rope_glossary_v4.docx
@@ -41,7 +41,7 @@
     <w:p>
       <w:pPr/>
       <w:r>
-        <w:t>NTT DATA Global VP Networking Practice · July 2026</w:t>
+        <w:t>Charlotte, NC · palmer100@gmail.com</w:t>
       </w:r>
     </w:p>
     <w:p>
@@ -7425,7 +7425,7 @@
           <w:iCs/>
           <w:i/>
         </w:rPr>
-        <w:t xml:space="preserve">NTT DATA / Anthropic working document.</w:t>
+        <w:t xml:space="preserve">Working document.</w:t>
       </w:r>
     </w:p>
     <w:p>

--- a/papers/_sources/rope_glossary_v4.docx
+++ b/papers/_sources/rope_glossary_v4.docx
@@ -1605,7 +1605,7 @@
     <w:p>
       <w:pPr/>
       <w:r>
-        <w:t>The resistance of a topological rope knot (atom, nucleus, or electron) to acceleration, arising from the coupling of left-mover and right-mover rope excitations within the knot structure. In the Dirac rope picture: mass = inter-strand coupling frequency m = ℏΩ_coupling/c². For massless photons: no inter-strand coupling, no mass. For massive particles: the background rope network couples the two strands of the knot, giving it inertia. Mass is the energy of the topological distortion at the hub divided by c²: m = E_knot/c². SCOPE NOTE (GRV-036): this is the PARTICLE-sector inertial definition. The gravitating mass is total stress-energy (strand energy gravitates knotted or not; E = mc^2 is the bridge). The two coincide for particles and separate for black holes, whose mass is the tension energy of the interior comb -- no knots required, the way a box of light has mass with no rest-mass carriers inside.</w:t>
+        <w:t>The resistance of a topological rope knot (atom, nucleus, or electron) to acceleration, arising from the coupling of left-mover and right-mover rope excitations within the knot structure. Conceptually, mass is the energy of the topological distortion at the hub divided by c²: m = E_knot/c²; in the Dirac rope picture this reads as an inter-strand coupling frequency, m = ℏΩ_coupling/c² (massless photons have no inter-strand coupling and no mass; for massive particles the background rope network couples the two strands of the knot, giving it inertia). SCOPE, stated honestly: this is a re-IDENTIFICATION of what mass IS, not a derivation of the mass VALUES. The framework does not derive the fundamental-particle mass spectrum: the attempt to obtain the lepton masses from knot/soliton excitation physics is a registered FAILURE (PM-004, kept), the working nuclear mass mechanism provably does not extend to leptons (PM-003), and the lepton masses are treated as irreducible inputs (the Koide-phase ratio, PM-001, is a ~1% numerical coincidence held as a Conjecture, using measured input, not a derivation). Where the framework DOES compute masses is the COMPOSITE sector: atomic and nuclear masses follow from knot-count minus rope-mode-overlap binding, now a full derived semi-empirical mass formula across the table (NUC-001, NUC-A..D2). SCOPE NOTE (GRV-036, Derived): the definition above is the PARTICLE-sector inertial one. The gravitating mass is total stress-energy (strand energy gravitates knotted or not; E = mc² is the bridge). The two coincide for particles and separate for black holes, whose mass is the tension energy of the interior comb -- no knots required, the way a box of light has mass with no rest-mass carriers inside.</w:t>
       </w:r>
     </w:p>
     <w:p>
@@ -2953,38 +2953,18 @@
     <w:p>
       <w:pPr/>
       <w:r>
-        <w:t xml:space="preserve">The force responsible for beta decay and flavour-changing processes.</w:t>
-      </w:r>
-      <w:r>
-        <w:t xml:space="preserve"> </w:t>
-      </w:r>
-      <w:r>
-        <w:t xml:space="preserve">In rope language: massive two-strand rope kinks. W± bosons carry</w:t>
-      </w:r>
-      <w:r>
-        <w:t xml:space="preserve"> </w:t>
-      </w:r>
-      <w:r>
-        <w:t xml:space="preserve">strand tension imbalance (charge ±e) and have mass M_W = 80.4 GeV from</w:t>
-      </w:r>
-      <w:r>
-        <w:t xml:space="preserve"> </w:t>
-      </w:r>
-      <w:r>
-        <w:t xml:space="preserve">the spring term of the two-strand rope at electroweak scale. Z⁰ is a</w:t>
-      </w:r>
-      <w:r>
-        <w:t xml:space="preserve"> </w:t>
-      </w:r>
-      <w:r>
-        <w:t xml:space="preserve">neutral mix of EM and weak strand modes. The mixing angle is the</w:t>
-      </w:r>
-      <w:r>
-        <w:t xml:space="preserve"> </w:t>
-      </w:r>
-      <w:r>
-        <w:t xml:space="preserve">Weinberg angle θ_W = θ_w.</w:t>
-      </w:r>
+        <w:t>The force responsible for beta decay and flavour-changing processes. In rope language: massive two-strand rope kinks. W± bosons carry strand tension imbalance (charge ±e); Z⁰ is a neutral mix of EM and weak strand modes, and the mixing angle is identified with the Weinberg angle θ_W = θ_w. SCOPE: this is a structural IDENTIFICATION, not a derivation. The boson mass M_W = 80.4 GeV is taken from experiment, NOT computed by the framework -- there is no registered claim deriving it (the electroweak sector carries exactly one claim, EW-001, and it is a Conjecture for the Weinberg angle). The W/Z picture here is qualitative rope kinematics, not a quantitative electroweak result.</w:t>
+      </w:r>
+      <w:r/>
+      <w:r/>
+      <w:r/>
+      <w:r/>
+      <w:r/>
+      <w:r/>
+      <w:r/>
+      <w:r/>
+      <w:r/>
+      <w:r/>
     </w:p>
     <w:p>
       <w:pPr/>
@@ -3103,38 +3083,18 @@
     <w:p>
       <w:pPr/>
       <w:r>
-        <w:t xml:space="preserve">The mixing angle between the EM rope mode (B) and weak rope mode (W₃)</w:t>
-      </w:r>
-      <w:r>
-        <w:t xml:space="preserve"> </w:t>
-      </w:r>
-      <w:r>
-        <w:t xml:space="preserve">in the two-strand helix. Physical mass eigenstates: photon =</w:t>
-      </w:r>
-      <w:r>
-        <w:t xml:space="preserve"> </w:t>
-      </w:r>
-      <w:r>
-        <w:t xml:space="preserve">cos(θ_w)B + sin(θ_w)W₃ (massless); Z = −sin(θ_w)B + cos(θ_w)W₃</w:t>
-      </w:r>
-      <w:r>
-        <w:t xml:space="preserve"> </w:t>
-      </w:r>
-      <w:r>
-        <w:t xml:space="preserve">(massive). Measured at M_Z: sin²(θ_W) = 0.23122 ⇒ θ_w = 28.74°. From</w:t>
-      </w:r>
-      <w:r>
-        <w:t xml:space="preserve"> </w:t>
-      </w:r>
-      <w:r>
-        <w:t xml:space="preserve">birefringence: θ_w ∼ 30°. Agreement to within 1.26° (4%), consistent</w:t>
-      </w:r>
-      <w:r>
-        <w:t xml:space="preserve"> </w:t>
-      </w:r>
-      <w:r>
-        <w:t xml:space="preserve">with running of sin²(θ_W) from M_Z to low energies.</w:t>
-      </w:r>
+        <w:t>The mixing angle between the EM rope mode (B) and weak rope mode (W₃) in the two-strand helix. Physical mass eigenstates: photon = cos(θ_w)B + sin(θ_w)W₃ (massless); Z = −sin(θ_w)B + cos(θ_w)W₃ (massive). The framework's own value is a CONJECTURE (EW-001): sin²θ_W = 1/(3√2) = 0.2357 from winding geometry, against the measured sin²(θ_W) = 0.23122 at M_Z (θ_w = 28.74°). A separate ~30° reading from cosmic birefringence agrees to within about 4%, but the whole identification is held at Conjecture level pending a derivation, not claimed as a result (see KNOWN_LIMITATIONS: the Weinberg angle is a numerical coincidence held pending derivation-or-demotion).</w:t>
+      </w:r>
+      <w:r/>
+      <w:r/>
+      <w:r/>
+      <w:r/>
+      <w:r/>
+      <w:r/>
+      <w:r/>
+      <w:r/>
+      <w:r/>
+      <w:r/>
     </w:p>
     <w:p>
       <w:pPr/>
@@ -4871,44 +4831,20 @@
     <w:p>
       <w:pPr/>
       <w:r>
-        <w:t xml:space="preserve">The discovery (Palmer &amp; Claude 2026) that the rope winding angle θ_w</w:t>
-      </w:r>
-      <w:r>
-        <w:t xml:space="preserve"> </w:t>
-      </w:r>
-      <w:r>
-        <w:t xml:space="preserve">measured from cosmic birefringence (EM sector, CMB photons, ~30°) and</w:t>
-      </w:r>
-      <w:r>
-        <w:t xml:space="preserve"> </w:t>
-      </w:r>
-      <w:r>
-        <w:t xml:space="preserve">from the Weinberg angle (electroweak sector, M_Z scale, 28.74°) agree</w:t>
-      </w:r>
-      <w:r>
-        <w:t xml:space="preserve"> </w:t>
-      </w:r>
-      <w:r>
-        <w:t xml:space="preserve">to within 1.26° (4%). The residual discrepancy is consistent with the</w:t>
-      </w:r>
-      <w:r>
-        <w:t xml:space="preserve"> </w:t>
-      </w:r>
-      <w:r>
-        <w:t xml:space="preserve">running of sin²(θ_W) from M_Z down to CMB energies. Two independent</w:t>
-      </w:r>
-      <w:r>
-        <w:t xml:space="preserve"> </w:t>
-      </w:r>
-      <w:r>
-        <w:t xml:space="preserve">measurements of the same geometric parameter from sectors 14 orders of</w:t>
-      </w:r>
-      <w:r>
-        <w:t xml:space="preserve"> </w:t>
-      </w:r>
-      <w:r>
-        <w:t xml:space="preserve">magnitude apart in energy. Testable with LiteBIRD (2033).</w:t>
-      </w:r>
+        <w:t>The observed numerical consistency (Palmer &amp; Claude 2026) that the rope winding angle θ_w read from cosmic birefringence (EM sector, CMB photons, ~30°) and from the Weinberg angle (electroweak sector, M_Z scale, 28.74°) agree to within 1.26° (4%). The residual discrepancy is consistent with the running of sin²(θ_W) from M_Z down to CMB energies. Two independent readings of the same geometric parameter from sectors 14 orders of magnitude apart in energy, testable with LiteBIRD (2033). STATUS: this is a suggestive cross-sector coincidence, not a derived result -- the Weinberg-angle side is a Conjecture (EW-001), so the agreement is held pending derivation rather than claimed as confirmation.</w:t>
+      </w:r>
+      <w:r/>
+      <w:r/>
+      <w:r/>
+      <w:r/>
+      <w:r/>
+      <w:r/>
+      <w:r/>
+      <w:r/>
+      <w:r/>
+      <w:r/>
+      <w:r/>
+      <w:r/>
     </w:p>
     <w:p>
       <w:pPr/>
